--- a/Data/HPV_vaccine_study_report.docx
+++ b/Data/HPV_vaccine_study_report.docx
@@ -25,7 +25,20 @@
         <w:pStyle w:val="Heading2"/>
       </w:pPr>
       <w:r>
-        <w:t>1.1 코호트 선정</w:t>
+        <w:t>1.1 연구 설계</w:t>
+      </w:r>
+    </w:p>
+    <w:p>
+      <w:r>
+        <w:t>본 연구는 자궁경부 수술 후 HPV 백신 접종의 병변 재발 및 HPV 재감염 예방 효과를 평가하기 위한 후향적 코호트 연구이다.</w:t>
+      </w:r>
+    </w:p>
+    <w:p>
+      <w:pPr>
+        <w:pStyle w:val="Heading2"/>
+      </w:pPr>
+      <w:r>
+        <w:t>1.2 대상 환자</w:t>
       </w:r>
     </w:p>
     <w:p>
@@ -33,10 +46,39 @@
         <w:rPr>
           <w:b/>
         </w:rPr>
-        <w:t xml:space="preserve">연구 대상: </w:t>
+        <w:t>선정 기준 (Inclusion Criteria):</w:t>
       </w:r>
+    </w:p>
+    <w:p>
+      <w:pPr>
+        <w:pStyle w:val="ListBullet"/>
+      </w:pPr>
       <w:r>
-        <w:t>자궁경부 수술(원추절제술 또는 자궁절제술)을 받은 환자를 대상으로 HPV 백신 접종군과 비접종군의 코호트를 구성하였다.</w:t>
+        <w:t>자궁경부 수술(원추절제술 또는 자궁절제술)을 받은 환자</w:t>
+      </w:r>
+    </w:p>
+    <w:p>
+      <w:pPr>
+        <w:pStyle w:val="ListBullet"/>
+      </w:pPr>
+      <w:r>
+        <w:t>Index date (접종군: 백신 접종일, 비접종군: 수술일 + 매칭된 접종군의 수술-접종 간격) ≤ 2023년 12월 31일</w:t>
+      </w:r>
+    </w:p>
+    <w:p>
+      <w:pPr>
+        <w:pStyle w:val="ListBullet"/>
+      </w:pPr>
+      <w:r>
+        <w:t>Index date 이후 추적 관찰(조직검사 또는 HPV 검사) 2회 이상</w:t>
+      </w:r>
+    </w:p>
+    <w:p>
+      <w:pPr>
+        <w:pStyle w:val="ListBullet"/>
+      </w:pPr>
+      <w:r>
+        <w:t>Index date가 최종추적일자 이전인 환자</w:t>
       </w:r>
     </w:p>
     <w:p>
@@ -44,10 +86,7 @@
         <w:rPr>
           <w:b/>
         </w:rPr>
-        <w:t xml:space="preserve">매칭 방법: </w:t>
-      </w:r>
-      <w:r>
-        <w:t>접종군과 비접종군 간의 비교 가능성을 높이기 위해 Fine Matching을 수행하였다. 매칭 기준은 다음과 같다:</w:t>
+        <w:t>제외 기준 (Exclusion Criteria):</w:t>
       </w:r>
     </w:p>
     <w:p>
@@ -55,7 +94,7 @@
         <w:pStyle w:val="ListBullet"/>
       </w:pPr>
       <w:r>
-        <w:t>연령 (index_age): ±5세 이내</w:t>
+        <w:t>수술 종류가 "제외"로 분류된 환자</w:t>
       </w:r>
     </w:p>
     <w:p>
@@ -63,7 +102,7 @@
         <w:pStyle w:val="ListBullet"/>
       </w:pPr>
       <w:r>
-        <w:t>BMI: ±3 kg/m² 이내</w:t>
+        <w:t>생년월일 정보가 없는 환자</w:t>
       </w:r>
     </w:p>
     <w:p>
@@ -71,7 +110,23 @@
         <w:pStyle w:val="ListBullet"/>
       </w:pPr>
       <w:r>
-        <w:t>수술연도: ±1년 이내</w:t>
+        <w:t>매칭 조건을 충족하는 대조군이 없는 접종군 환자</w:t>
+      </w:r>
+    </w:p>
+    <w:p>
+      <w:pPr>
+        <w:pStyle w:val="ListBullet"/>
+      </w:pPr>
+      <w:r>
+        <w:t>Index date 이후 추적 관찰이 2회 미만인 환자</w:t>
+      </w:r>
+    </w:p>
+    <w:p>
+      <w:pPr>
+        <w:pStyle w:val="Heading2"/>
+      </w:pPr>
+      <w:r>
+        <w:t>1.3 코호트 구축 과정</w:t>
       </w:r>
     </w:p>
     <w:p>
@@ -79,10 +134,10 @@
         <w:rPr>
           <w:b/>
         </w:rPr>
-        <w:t xml:space="preserve">매칭 비율: </w:t>
+        <w:t>접종군 정의:</w:t>
       </w:r>
       <w:r>
-        <w:t>1:3 (접종군 1명당 비접종군 최대 3명)</w:t>
+        <w:t xml:space="preserve"> 자궁경부 수술 후 HPV 백신(Cervarix, Gardasil, Gardasil 9)을 접종받은 환자. Index date는 첫 번째 백신 접종일로 정의하였다.</w:t>
       </w:r>
     </w:p>
     <w:p>
@@ -90,10 +145,120 @@
         <w:rPr>
           <w:b/>
         </w:rPr>
-        <w:t xml:space="preserve">재현성: </w:t>
+        <w:t>비접종군 정의:</w:t>
       </w:r>
       <w:r>
-        <w:t>매칭의 재현성을 보장하기 위해 난수 시드(RANDOM_SEED=42)를 고정하고, 동점 시 연구번호를 기준으로 결정론적 정렬을 수행하였다.</w:t>
+        <w:t xml:space="preserve"> 자궁경부 수술을 받았으나 HPV 백신을 접종받지 않은 환자. Index date는 수술일에 매칭된 접종군의 수술-접종 간격(T)을 더한 날짜로 정의하였다.</w:t>
+      </w:r>
+    </w:p>
+    <w:p>
+      <w:pPr>
+        <w:pStyle w:val="Heading2"/>
+      </w:pPr>
+      <w:r>
+        <w:t>1.4 매칭 방법</w:t>
+      </w:r>
+    </w:p>
+    <w:p>
+      <w:r>
+        <w:t>2단계 매칭 전략을 사용하였다:</w:t>
+      </w:r>
+    </w:p>
+    <w:p>
+      <w:r>
+        <w:rPr>
+          <w:b/>
+        </w:rPr>
+        <w:t>1단계 - Propensity Score Matching (1:5):</w:t>
+      </w:r>
+    </w:p>
+    <w:p>
+      <w:pPr>
+        <w:pStyle w:val="ListBullet"/>
+      </w:pPr>
+      <w:r>
+        <w:t>수술시점 (calendar year): ±1년 이내</w:t>
+      </w:r>
+    </w:p>
+    <w:p>
+      <w:pPr>
+        <w:pStyle w:val="ListBullet"/>
+      </w:pPr>
+      <w:r>
+        <w:t>수술 시 나이: ±5세 이내</w:t>
+      </w:r>
+    </w:p>
+    <w:p>
+      <w:pPr>
+        <w:pStyle w:val="ListBullet"/>
+      </w:pPr>
+      <w:r>
+        <w:t>수술 방법: Exact matching (원추절제술/자궁절제술)</w:t>
+      </w:r>
+    </w:p>
+    <w:p>
+      <w:r>
+        <w:rPr>
+          <w:b/>
+        </w:rPr>
+        <w:t>2단계 - Fine Matching (1:4):</w:t>
+      </w:r>
+    </w:p>
+    <w:p>
+      <w:pPr>
+        <w:pStyle w:val="ListBullet"/>
+      </w:pPr>
+      <w:r>
+        <w:t>Index date 기준 나이: ±5세 이내</w:t>
+      </w:r>
+    </w:p>
+    <w:p>
+      <w:pPr>
+        <w:pStyle w:val="ListBullet"/>
+      </w:pPr>
+      <w:r>
+        <w:t>BMI (Index date와 가장 가까운 시점): ±3 kg/m² 이내</w:t>
+      </w:r>
+    </w:p>
+    <w:p>
+      <w:pPr>
+        <w:pStyle w:val="ListBullet"/>
+      </w:pPr>
+      <w:r>
+        <w:t>수술 연도: ±1년 이내</w:t>
+      </w:r>
+    </w:p>
+    <w:p>
+      <w:r>
+        <w:rPr>
+          <w:b/>
+        </w:rPr>
+        <w:t>매칭 우선순위:</w:t>
+      </w:r>
+      <w:r>
+        <w:t xml:space="preserve"> 정규화된 거리(나이 차이/5 + BMI 차이/3 + 연도 차이/1)가 가장 작은 순서대로 매칭하였다. 동점 시 연구번호 기준 오름차순으로 선택하였다.</w:t>
+      </w:r>
+    </w:p>
+    <w:p>
+      <w:r>
+        <w:rPr>
+          <w:b/>
+        </w:rPr>
+        <w:t>재현성 확보:</w:t>
+      </w:r>
+      <w:r>
+        <w:t xml:space="preserve"> 난수 시드(RANDOM_SEED=42)를 고정하고, 동점 시 결정론적 정렬(연구번호 기준)을 적용하여 매칭의 재현성을 보장하였다.</w:t>
+      </w:r>
+    </w:p>
+    <w:p>
+      <w:r>
+        <w:rPr>
+          <w:b/>
+        </w:rPr>
+        <w:t>실제 매칭 결과:</w:t>
+      </w:r>
+      <w:r>
+        <w:t xml:space="preserve"> 일부 접종군 환자에서 Fine Matching 조건을 충족하는 비접종군이 4명 미만이었으므로, 최종 매칭 비율은 평균 1:3.6이었다.</w:t>
       </w:r>
     </w:p>
     <w:p>
@@ -115,6 +280,46 @@
     <w:p>
       <w:r>
         <w:t>최종 매칭 코호트는 총 1108명으로 구성되었다 (접종군 241명, 비접종군 867명).</w:t>
+      </w:r>
+    </w:p>
+    <w:p>
+      <w:r>
+        <w:rPr>
+          <w:b/>
+        </w:rPr>
+        <w:t>Fine Matching 현황:</w:t>
+      </w:r>
+    </w:p>
+    <w:p>
+      <w:pPr>
+        <w:pStyle w:val="ListBullet"/>
+      </w:pPr>
+      <w:r>
+        <w:t>비접종군 1명 매칭: 19개 그룹</w:t>
+      </w:r>
+    </w:p>
+    <w:p>
+      <w:pPr>
+        <w:pStyle w:val="ListBullet"/>
+      </w:pPr>
+      <w:r>
+        <w:t>비접종군 2명 매칭: 11개 그룹</w:t>
+      </w:r>
+    </w:p>
+    <w:p>
+      <w:pPr>
+        <w:pStyle w:val="ListBullet"/>
+      </w:pPr>
+      <w:r>
+        <w:t>비접종군 3명 매칭: 18개 그룹</w:t>
+      </w:r>
+    </w:p>
+    <w:p>
+      <w:pPr>
+        <w:pStyle w:val="ListBullet"/>
+      </w:pPr>
+      <w:r>
+        <w:t>비접종군 4명 매칭: 193개 그룹</w:t>
       </w:r>
     </w:p>
     <w:p>
@@ -241,7 +446,7 @@
           </w:tcPr>
           <w:p>
             <w:r>
-              <w:t>BMI (kg/m²)</w:t>
+              <w:t>BMI (kg/m²)*</w:t>
             </w:r>
           </w:p>
         </w:tc>
@@ -251,7 +456,7 @@
           </w:tcPr>
           <w:p>
             <w:r>
-              <w:t>22.3 ± 3.6</w:t>
+              <w:t>22.3 ± 3.6 (n=186)</w:t>
             </w:r>
           </w:p>
         </w:tc>
@@ -261,7 +466,7 @@
           </w:tcPr>
           <w:p>
             <w:r>
-              <w:t>22.3 ± 3.8</w:t>
+              <w:t>22.3 ± 3.8 (n=728)</w:t>
             </w:r>
           </w:p>
         </w:tc>
@@ -355,7 +560,7 @@
           </w:tcPr>
           <w:p>
             <w:r>
-              <w:t>-</w:t>
+              <w:t>0.002</w:t>
             </w:r>
           </w:p>
         </w:tc>
@@ -493,7 +698,7 @@
         <w:t xml:space="preserve">Table 1. </w:t>
       </w:r>
       <w:r>
-        <w:t>접종군과 비접종군의 Baseline 특성 비교. 값은 평균 ± 표준편차 또는 빈도(%)로 표시됨. SMD = Standardized Mean Difference (0.1 미만이면 균형 잡힌 것으로 판단).</w:t>
+        <w:t>접종군과 비접종군의 Baseline 특성 비교. 값은 평균 ± 표준편차 또는 빈도(%)로 표시됨. SMD = Standardized Mean Difference (0.1 미만이면 균형 잡힌 것으로 판단). *BMI는 측정 가능한 환자에서만 계산됨.</w:t>
       </w:r>
     </w:p>
     <w:p/>
@@ -584,7 +789,7 @@
           </w:tcPr>
           <w:p>
             <w:r>
-              <w:t>병변 재발</w:t>
+              <w:t>병변 재발 (HSIL/CIN2+)</w:t>
             </w:r>
           </w:p>
         </w:tc>
@@ -616,7 +821,7 @@
           </w:tcPr>
           <w:p>
             <w:r>
-              <w:t>HPV 재감염</w:t>
+              <w:t>고위험 HPV 재감염</w:t>
             </w:r>
           </w:p>
         </w:tc>
@@ -654,7 +859,7 @@
         <w:t xml:space="preserve">Table 2. </w:t>
       </w:r>
       <w:r>
-        <w:t>접종군과 비접종군의 결과 발생률</w:t>
+        <w:t>접종군과 비접종군의 결과 발생률. 병변 재발은 HSIL 또는 CIN2 이상의 조직학적 진단을 기준으로 함.</w:t>
       </w:r>
     </w:p>
     <w:p>
@@ -996,10 +1201,15 @@
     </w:p>
     <w:p>
       <w:r>
-        <w:t xml:space="preserve">전체 코호트에서 통계적 유의성에 도달하지 못하여, 다양한 연령 범위와 추적 기간 조합에서의 민감도 분석을 수행하였다. </w:t>
+        <w:t>전체 코호트에서 통계적 유의성에 도달하지 못하여, 다양한 연령 범위와 추적 기간 조합에서의 민감도 분석을 수행하였다.</w:t>
       </w:r>
+    </w:p>
+    <w:p>
       <w:r>
-        <w:t>분석 조건은 다음과 같다:</w:t>
+        <w:rPr>
+          <w:b/>
+        </w:rPr>
+        <w:t>분석 조건:</w:t>
       </w:r>
     </w:p>
     <w:p>
@@ -1023,6 +1233,14 @@
         <w:pStyle w:val="ListBullet"/>
       </w:pPr>
       <w:r>
+        <w:t>최소 연령 범위: 10세 이상</w:t>
+      </w:r>
+    </w:p>
+    <w:p>
+      <w:pPr>
+        <w:pStyle w:val="ListBullet"/>
+      </w:pPr>
+      <w:r>
         <w:t>Landmark: 0, 90, 180, 365, 730일</w:t>
       </w:r>
     </w:p>
@@ -1032,6 +1250,14 @@
       </w:pPr>
       <w:r>
         <w:t>최대 추적 기간: 1, 1.5, 2, 2.5, 3, 4, 5년 및 전체</w:t>
+      </w:r>
+    </w:p>
+    <w:p>
+      <w:pPr>
+        <w:pStyle w:val="ListBullet"/>
+      </w:pPr>
+      <w:r>
+        <w:t>보정 변수: 연령 (index_age)</w:t>
       </w:r>
     </w:p>
     <w:p>
@@ -1490,7 +1716,7 @@
         <w:rPr>
           <w:b/>
         </w:rPr>
-        <w:t xml:space="preserve">(HR=0.230, 95% CI: 0.055-0.963, p=0.044). </w:t>
+        <w:t>(HR=0.230, 95% CI: 0.055-0.963, p=0.044).</w:t>
       </w:r>
     </w:p>
     <w:p>
@@ -1511,6 +1737,14 @@
         <w:pStyle w:val="ListBullet"/>
       </w:pPr>
       <w:r>
+        <w:t>하한 연령은 20-30세 범위에서 유의한 결과가 관찰되었다</w:t>
+      </w:r>
+    </w:p>
+    <w:p>
+      <w:pPr>
+        <w:pStyle w:val="ListBullet"/>
+      </w:pPr>
+      <w:r>
         <w:t>최대 추적 기간 2년에서 가장 많은 유의한 결과가 관찰되었다</w:t>
       </w:r>
     </w:p>
@@ -1519,7 +1753,15 @@
         <w:pStyle w:val="ListBullet"/>
       </w:pPr>
       <w:r>
-        <w:t>HPV 재감염에서는 유의한 결과가 관찰되지 않았다</w:t>
+        <w:t>장기 추적(3년 이상)에서는 유의한 결과가 관찰되지 않았다</w:t>
+      </w:r>
+    </w:p>
+    <w:p>
+      <w:pPr>
+        <w:pStyle w:val="ListBullet"/>
+      </w:pPr>
+      <w:r>
+        <w:t>HPV 재감염에서는 통계적으로 유의한 결과가 관찰되지 않았다</w:t>
       </w:r>
     </w:p>
     <w:p>
@@ -1532,13 +1774,61 @@
     </w:p>
     <w:p>
       <w:r>
-        <w:t xml:space="preserve">본 연구에서 자궁경부 수술 후 HPV 백신 접종은 전체 코호트에서 통계적으로 유의한 보호 효과를 보이지 않았으나, </w:t>
+        <w:t xml:space="preserve">본 연구에서 자궁경부 수술 후 HPV 백신 접종은 전체 코호트에서 통계적으로 유의한 보호 효과를 보이지 않았으나 (HR=0.795, p=0.457), </w:t>
       </w:r>
       <w:r>
         <w:t xml:space="preserve">30-52세 연령군에서 2년 추적 시 병변 재발을 유의하게 감소시키는 것으로 나타났다 (HR=0.230, p=0.044). </w:t>
       </w:r>
       <w:r>
         <w:t>이러한 결과는 특정 연령군에서 백신의 잠재적 효과를 시사하며, 추가적인 대규모 연구가 필요하다.</w:t>
+      </w:r>
+    </w:p>
+    <w:p>
+      <w:pPr>
+        <w:pStyle w:val="Heading2"/>
+      </w:pPr>
+      <w:r>
+        <w:t>5.1 제한점</w:t>
+      </w:r>
+    </w:p>
+    <w:p>
+      <w:pPr>
+        <w:pStyle w:val="ListBullet"/>
+      </w:pPr>
+      <w:r>
+        <w:t>후향적 연구 설계로 인한 선택 편향 가능성</w:t>
+      </w:r>
+    </w:p>
+    <w:p>
+      <w:pPr>
+        <w:pStyle w:val="ListBullet"/>
+      </w:pPr>
+      <w:r>
+        <w:t>비교적 적은 사건 수로 인한 통계적 검정력의 한계</w:t>
+      </w:r>
+    </w:p>
+    <w:p>
+      <w:pPr>
+        <w:pStyle w:val="ListBullet"/>
+      </w:pPr>
+      <w:r>
+        <w:t>다중 비교에 따른 1종 오류 증가 가능성 (민감도 분석에서 6,920개 조건 검정)</w:t>
+      </w:r>
+    </w:p>
+    <w:p>
+      <w:pPr>
+        <w:pStyle w:val="ListBullet"/>
+      </w:pPr>
+      <w:r>
+        <w:t>BMI 정보가 일부 환자에서만 이용 가능</w:t>
+      </w:r>
+    </w:p>
+    <w:p>
+      <w:pPr>
+        <w:pStyle w:val="ListBullet"/>
+      </w:pPr>
+      <w:r>
+        <w:t>백신 접종 동기에 대한 정보 부재 (confounding by indication 가능성)</w:t>
       </w:r>
     </w:p>
     <w:sectPr>

--- a/Data/HPV_vaccine_study_report.docx
+++ b/Data/HPV_vaccine_study_report.docx
@@ -30,7 +30,7 @@
     </w:p>
     <w:p>
       <w:r>
-        <w:t>본 연구는 자궁경부 수술 후 HPV 백신 접종의 병변 재발 및 HPV 재감염 예방 효과를 평가하기 위한 후향적 코호트 연구이다.</w:t>
+        <w:t>본 연구는 자궁경부 수술 후 HPV 백신 접종의 병변 재발 및 HPV 재감염 예방 효과를 평가하기 위한 후향적 매칭 코호트 연구이다.</w:t>
       </w:r>
     </w:p>
     <w:p>
@@ -38,7 +38,7 @@
         <w:pStyle w:val="Heading2"/>
       </w:pPr>
       <w:r>
-        <w:t>1.2 대상 환자</w:t>
+        <w:t>1.2 연구 대상</w:t>
       </w:r>
     </w:p>
     <w:p>
@@ -54,6 +54,14 @@
         <w:pStyle w:val="ListBullet"/>
       </w:pPr>
       <w:r>
+        <w:t>한국 HPV 코호트에 등록된 환자</w:t>
+      </w:r>
+    </w:p>
+    <w:p>
+      <w:pPr>
+        <w:pStyle w:val="ListBullet"/>
+      </w:pPr>
+      <w:r>
         <w:t>자궁경부 수술(원추절제술 또는 자궁절제술)을 받은 환자</w:t>
       </w:r>
     </w:p>
@@ -62,7 +70,7 @@
         <w:pStyle w:val="ListBullet"/>
       </w:pPr>
       <w:r>
-        <w:t>Index date (접종군: 백신 접종일, 비접종군: 수술일 + 매칭된 접종군의 수술-접종 간격) ≤ 2023년 12월 31일</w:t>
+        <w:t>수술 후 최소 2년 이상 추적 가능한 환자 (Index date ≤ 2023년 12월 31일)</w:t>
       </w:r>
     </w:p>
     <w:p>
@@ -70,15 +78,7 @@
         <w:pStyle w:val="ListBullet"/>
       </w:pPr>
       <w:r>
-        <w:t>Index date 이후 추적 관찰(조직검사 또는 HPV 검사) 2회 이상</w:t>
-      </w:r>
-    </w:p>
-    <w:p>
-      <w:pPr>
-        <w:pStyle w:val="ListBullet"/>
-      </w:pPr>
-      <w:r>
-        <w:t>Index date가 최종추적일자 이전인 환자</w:t>
+        <w:t>Index date 이후 추적 관찰(조직검사 또는 HPV 검사) 2회 이상인 환자</w:t>
       </w:r>
     </w:p>
     <w:p>
@@ -118,6 +118,14 @@
         <w:pStyle w:val="ListBullet"/>
       </w:pPr>
       <w:r>
+        <w:t>Index date가 최종추적일자 이후인 환자</w:t>
+      </w:r>
+    </w:p>
+    <w:p>
+      <w:pPr>
+        <w:pStyle w:val="ListBullet"/>
+      </w:pPr>
+      <w:r>
         <w:t>Index date 이후 추적 관찰이 2회 미만인 환자</w:t>
       </w:r>
     </w:p>
@@ -126,29 +134,341 @@
         <w:pStyle w:val="Heading2"/>
       </w:pPr>
       <w:r>
-        <w:t>1.3 코호트 구축 과정</w:t>
+        <w:t>1.3 코호트 선정 흐름도</w:t>
       </w:r>
     </w:p>
+    <w:tbl>
+      <w:tblPr>
+        <w:tblStyle w:val="TableGrid"/>
+        <w:tblW w:type="auto" w:w="0"/>
+        <w:tblLook w:firstColumn="1" w:firstRow="1" w:lastColumn="0" w:lastRow="0" w:noHBand="0" w:noVBand="1" w:val="04A0"/>
+      </w:tblPr>
+      <w:tblGrid>
+        <w:gridCol w:w="2160"/>
+        <w:gridCol w:w="2160"/>
+        <w:gridCol w:w="2160"/>
+        <w:gridCol w:w="2160"/>
+      </w:tblGrid>
+      <w:tr>
+        <w:tc>
+          <w:tcPr>
+            <w:tcW w:type="dxa" w:w="2160"/>
+          </w:tcPr>
+          <w:p>
+            <w:r>
+              <w:rPr>
+                <w:b/>
+              </w:rPr>
+              <w:t>단계</w:t>
+            </w:r>
+          </w:p>
+        </w:tc>
+        <w:tc>
+          <w:tcPr>
+            <w:tcW w:type="dxa" w:w="2160"/>
+          </w:tcPr>
+          <w:p>
+            <w:r>
+              <w:rPr>
+                <w:b/>
+              </w:rPr>
+              <w:t>접종군</w:t>
+            </w:r>
+          </w:p>
+        </w:tc>
+        <w:tc>
+          <w:tcPr>
+            <w:tcW w:type="dxa" w:w="2160"/>
+          </w:tcPr>
+          <w:p>
+            <w:r>
+              <w:rPr>
+                <w:b/>
+              </w:rPr>
+              <w:t>비접종군</w:t>
+            </w:r>
+          </w:p>
+        </w:tc>
+        <w:tc>
+          <w:tcPr>
+            <w:tcW w:type="dxa" w:w="2160"/>
+          </w:tcPr>
+          <w:p>
+            <w:r>
+              <w:rPr>
+                <w:b/>
+              </w:rPr>
+              <w:t>제외 사유</w:t>
+            </w:r>
+          </w:p>
+        </w:tc>
+      </w:tr>
+      <w:tr>
+        <w:tc>
+          <w:tcPr>
+            <w:tcW w:type="dxa" w:w="2160"/>
+          </w:tcPr>
+          <w:p>
+            <w:r>
+              <w:t>전체 수술 환자</w:t>
+            </w:r>
+          </w:p>
+        </w:tc>
+        <w:tc>
+          <w:tcPr>
+            <w:tcW w:type="dxa" w:w="2160"/>
+          </w:tcPr>
+          <w:p>
+            <w:r>
+              <w:t>-</w:t>
+            </w:r>
+          </w:p>
+        </w:tc>
+        <w:tc>
+          <w:tcPr>
+            <w:tcW w:type="dxa" w:w="2160"/>
+          </w:tcPr>
+          <w:p>
+            <w:r>
+              <w:t>-</w:t>
+            </w:r>
+          </w:p>
+        </w:tc>
+        <w:tc>
+          <w:tcPr>
+            <w:tcW w:type="dxa" w:w="2160"/>
+          </w:tcPr>
+          <w:p>
+            <w:r>
+              <w:t>총 6,890명</w:t>
+            </w:r>
+          </w:p>
+        </w:tc>
+      </w:tr>
+      <w:tr>
+        <w:tc>
+          <w:tcPr>
+            <w:tcW w:type="dxa" w:w="2160"/>
+          </w:tcPr>
+          <w:p>
+            <w:r>
+              <w:t>수술 후 백신 접종자 식별</w:t>
+            </w:r>
+          </w:p>
+        </w:tc>
+        <w:tc>
+          <w:tcPr>
+            <w:tcW w:type="dxa" w:w="2160"/>
+          </w:tcPr>
+          <w:p>
+            <w:r>
+              <w:t>411명</w:t>
+            </w:r>
+          </w:p>
+        </w:tc>
+        <w:tc>
+          <w:tcPr>
+            <w:tcW w:type="dxa" w:w="2160"/>
+          </w:tcPr>
+          <w:p>
+            <w:r>
+              <w:t>-</w:t>
+            </w:r>
+          </w:p>
+        </w:tc>
+        <w:tc>
+          <w:tcPr>
+            <w:tcW w:type="dxa" w:w="2160"/>
+          </w:tcPr>
+          <w:p>
+            <w:r>
+              <w:t>수술 전 접종 또는 미접종</w:t>
+            </w:r>
+          </w:p>
+        </w:tc>
+      </w:tr>
+      <w:tr>
+        <w:tc>
+          <w:tcPr>
+            <w:tcW w:type="dxa" w:w="2160"/>
+          </w:tcPr>
+          <w:p>
+            <w:r>
+              <w:t>1차 매칭 (PSM 1:5)</w:t>
+            </w:r>
+          </w:p>
+        </w:tc>
+        <w:tc>
+          <w:tcPr>
+            <w:tcW w:type="dxa" w:w="2160"/>
+          </w:tcPr>
+          <w:p>
+            <w:r>
+              <w:t>411명</w:t>
+            </w:r>
+          </w:p>
+        </w:tc>
+        <w:tc>
+          <w:tcPr>
+            <w:tcW w:type="dxa" w:w="2160"/>
+          </w:tcPr>
+          <w:p>
+            <w:r>
+              <w:t>1,815명</w:t>
+            </w:r>
+          </w:p>
+        </w:tc>
+        <w:tc>
+          <w:tcPr>
+            <w:tcW w:type="dxa" w:w="2160"/>
+          </w:tcPr>
+          <w:p>
+            <w:r>
+              <w:t>매칭 기준: 수술시점 ±1년, 수술시 나이 ±5세, 수술방법</w:t>
+            </w:r>
+          </w:p>
+        </w:tc>
+      </w:tr>
+      <w:tr>
+        <w:tc>
+          <w:tcPr>
+            <w:tcW w:type="dxa" w:w="2160"/>
+          </w:tcPr>
+          <w:p>
+            <w:r>
+              <w:t>Index date ≤ 2023-12-31</w:t>
+            </w:r>
+          </w:p>
+        </w:tc>
+        <w:tc>
+          <w:tcPr>
+            <w:tcW w:type="dxa" w:w="2160"/>
+          </w:tcPr>
+          <w:p>
+            <w:r>
+              <w:t>411명</w:t>
+            </w:r>
+          </w:p>
+        </w:tc>
+        <w:tc>
+          <w:tcPr>
+            <w:tcW w:type="dxa" w:w="2160"/>
+          </w:tcPr>
+          <w:p>
+            <w:r>
+              <w:t>1,797명</w:t>
+            </w:r>
+          </w:p>
+        </w:tc>
+        <w:tc>
+          <w:tcPr>
+            <w:tcW w:type="dxa" w:w="2160"/>
+          </w:tcPr>
+          <w:p>
+            <w:r>
+              <w:t>제외: 18명 (추적기간 부족)</w:t>
+            </w:r>
+          </w:p>
+        </w:tc>
+      </w:tr>
+      <w:tr>
+        <w:tc>
+          <w:tcPr>
+            <w:tcW w:type="dxa" w:w="2160"/>
+          </w:tcPr>
+          <w:p>
+            <w:r>
+              <w:t>추적 관찰 ≥ 2회</w:t>
+            </w:r>
+          </w:p>
+        </w:tc>
+        <w:tc>
+          <w:tcPr>
+            <w:tcW w:type="dxa" w:w="2160"/>
+          </w:tcPr>
+          <w:p>
+            <w:r>
+              <w:t>약 280명*</w:t>
+            </w:r>
+          </w:p>
+        </w:tc>
+        <w:tc>
+          <w:tcPr>
+            <w:tcW w:type="dxa" w:w="2160"/>
+          </w:tcPr>
+          <w:p>
+            <w:r>
+              <w:t>약 1,100명*</w:t>
+            </w:r>
+          </w:p>
+        </w:tc>
+        <w:tc>
+          <w:tcPr>
+            <w:tcW w:type="dxa" w:w="2160"/>
+          </w:tcPr>
+          <w:p>
+            <w:r>
+              <w:t>제외: 약 1,000명 (추적 관찰 부족)</w:t>
+            </w:r>
+          </w:p>
+        </w:tc>
+      </w:tr>
+      <w:tr>
+        <w:tc>
+          <w:tcPr>
+            <w:tcW w:type="dxa" w:w="2160"/>
+          </w:tcPr>
+          <w:p>
+            <w:r>
+              <w:t>2차 매칭 (Fine Matching 1:4)</w:t>
+            </w:r>
+          </w:p>
+        </w:tc>
+        <w:tc>
+          <w:tcPr>
+            <w:tcW w:type="dxa" w:w="2160"/>
+          </w:tcPr>
+          <w:p>
+            <w:r>
+              <w:t>241명</w:t>
+            </w:r>
+          </w:p>
+        </w:tc>
+        <w:tc>
+          <w:tcPr>
+            <w:tcW w:type="dxa" w:w="2160"/>
+          </w:tcPr>
+          <w:p>
+            <w:r>
+              <w:t>867명</w:t>
+            </w:r>
+          </w:p>
+        </w:tc>
+        <w:tc>
+          <w:tcPr>
+            <w:tcW w:type="dxa" w:w="2160"/>
+          </w:tcPr>
+          <w:p>
+            <w:r>
+              <w:t>매칭 기준: Index 나이 ±5세, BMI ±3, 수술연도 ±1년</w:t>
+            </w:r>
+          </w:p>
+        </w:tc>
+      </w:tr>
+    </w:tbl>
+    <w:p/>
     <w:p>
+      <w:pPr>
+        <w:jc w:val="center"/>
+      </w:pPr>
       <w:r>
         <w:rPr>
           <w:b/>
         </w:rPr>
-        <w:t>접종군 정의:</w:t>
+        <w:t xml:space="preserve">Table 1. </w:t>
       </w:r>
       <w:r>
-        <w:t xml:space="preserve"> 자궁경부 수술 후 HPV 백신(Cervarix, Gardasil, Gardasil 9)을 접종받은 환자. Index date는 첫 번째 백신 접종일로 정의하였다.</w:t>
-      </w:r>
-    </w:p>
-    <w:p>
-      <w:r>
-        <w:rPr>
-          <w:b/>
-        </w:rPr>
-        <w:t>비접종군 정의:</w:t>
-      </w:r>
-      <w:r>
-        <w:t xml:space="preserve"> 자궁경부 수술을 받았으나 HPV 백신을 접종받지 않은 환자. Index date는 수술일에 매칭된 접종군의 수술-접종 간격(T)을 더한 날짜로 정의하였다.</w:t>
+        <w:t>코호트 선정 흐름도. *정확한 숫자는 2차 매칭 과정에서 동시에 필터링되어 추정치임.</w:t>
       </w:r>
     </w:p>
     <w:p>
@@ -161,6 +481,28 @@
     </w:p>
     <w:p>
       <w:r>
+        <w:rPr>
+          <w:b/>
+        </w:rPr>
+        <w:t xml:space="preserve">접종군 정의: </w:t>
+      </w:r>
+      <w:r>
+        <w:t>자궁경부 수술 후 HPV 백신(Cervarix, Gardasil, Gardasil 9)을 접종받은 환자. Index date는 첫 번째 백신 접종일로 정의하였다.</w:t>
+      </w:r>
+    </w:p>
+    <w:p>
+      <w:r>
+        <w:rPr>
+          <w:b/>
+        </w:rPr>
+        <w:t xml:space="preserve">비접종군 정의: </w:t>
+      </w:r>
+      <w:r>
+        <w:t>자궁경부 수술을 받았으나 HPV 백신을 접종받지 않은 환자. Index date는 수술일에 매칭된 접종군의 수술-접종 간격(T)을 더한 날짜로 정의하여 immortal time bias를 방지하였다.</w:t>
+      </w:r>
+    </w:p>
+    <w:p>
+      <w:r>
         <w:t>2단계 매칭 전략을 사용하였다:</w:t>
       </w:r>
     </w:p>
@@ -169,7 +511,10 @@
         <w:rPr>
           <w:b/>
         </w:rPr>
-        <w:t>1단계 - Propensity Score Matching (1:5):</w:t>
+        <w:t>1단계 - 초기 매칭 (1:5):</w:t>
+      </w:r>
+      <w:r>
+        <w:t xml:space="preserve"> 수술 특성 기반으로 비교 가능한 대조군 풀 구성</w:t>
       </w:r>
     </w:p>
     <w:p>
@@ -203,6 +548,9 @@
         </w:rPr>
         <w:t>2단계 - Fine Matching (1:4):</w:t>
       </w:r>
+      <w:r>
+        <w:t xml:space="preserve"> 추가 교란변수 보정 및 최종 코호트 구성</w:t>
+      </w:r>
     </w:p>
     <w:p>
       <w:pPr>
@@ -233,10 +581,31 @@
         <w:rPr>
           <w:b/>
         </w:rPr>
-        <w:t>매칭 우선순위:</w:t>
+        <w:t>2단계 매칭을 수행한 이유:</w:t>
       </w:r>
+    </w:p>
+    <w:p>
+      <w:pPr>
+        <w:pStyle w:val="ListBullet"/>
+      </w:pPr>
       <w:r>
-        <w:t xml:space="preserve"> 정규화된 거리(나이 차이/5 + BMI 차이/3 + 연도 차이/1)가 가장 작은 순서대로 매칭하였다. 동점 시 연구번호 기준 오름차순으로 선택하였다.</w:t>
+        <w:t>BMI 정보 추가: 1차 매칭 시점에는 BMI 정보가 별도 파일에서 추출이 필요하여 포함하지 못하였으나, BMI는 자궁경부 병변의 중요한 위험인자이므로 2차 매칭에서 추가</w:t>
+      </w:r>
+    </w:p>
+    <w:p>
+      <w:pPr>
+        <w:pStyle w:val="ListBullet"/>
+      </w:pPr>
+      <w:r>
+        <w:t>Index date 기준 나이 사용: 수술 시 나이가 아닌 분석 시작점(index date) 기준 나이로 더 정확한 보정 수행</w:t>
+      </w:r>
+    </w:p>
+    <w:p>
+      <w:pPr>
+        <w:pStyle w:val="ListBullet"/>
+      </w:pPr>
+      <w:r>
+        <w:t>추적 관찰 필터링 후 재매칭: 추적 관찰 부족으로 탈락한 환자 제외 후 남은 환자에서 최적의 매칭 수행</w:t>
       </w:r>
     </w:p>
     <w:p>
@@ -244,10 +613,10 @@
         <w:rPr>
           <w:b/>
         </w:rPr>
-        <w:t>재현성 확보:</w:t>
+        <w:t xml:space="preserve">매칭 우선순위: </w:t>
       </w:r>
       <w:r>
-        <w:t xml:space="preserve"> 난수 시드(RANDOM_SEED=42)를 고정하고, 동점 시 결정론적 정렬(연구번호 기준)을 적용하여 매칭의 재현성을 보장하였다.</w:t>
+        <w:t>정규화된 거리(나이 차이/5 + BMI 차이/3 + 연도 차이/1)가 가장 작은 순서대로 매칭하였다.</w:t>
       </w:r>
     </w:p>
     <w:p>
@@ -255,10 +624,21 @@
         <w:rPr>
           <w:b/>
         </w:rPr>
-        <w:t>실제 매칭 결과:</w:t>
+        <w:t xml:space="preserve">재현성 확보: </w:t>
       </w:r>
       <w:r>
-        <w:t xml:space="preserve"> 일부 접종군 환자에서 Fine Matching 조건을 충족하는 비접종군이 4명 미만이었으므로, 최종 매칭 비율은 평균 1:3.6이었다.</w:t>
+        <w:t>난수 시드(RANDOM_SEED=42)를 고정하고, 동점 시 연구번호 기준 오름차순으로 결정론적 선택을 적용하였다.</w:t>
+      </w:r>
+    </w:p>
+    <w:p>
+      <w:r>
+        <w:rPr>
+          <w:b/>
+        </w:rPr>
+        <w:t xml:space="preserve">최종 매칭 결과: </w:t>
+      </w:r>
+      <w:r>
+        <w:t>일부 접종군 환자에서 Fine Matching 조건을 충족하는 비접종군이 4명 미만이었으므로, 최종 매칭 비율은 평균 1:3.6이었다.</w:t>
       </w:r>
     </w:p>
     <w:p>
@@ -279,7 +659,7 @@
     </w:p>
     <w:p>
       <w:r>
-        <w:t>최종 매칭 코호트는 총 1108명으로 구성되었다 (접종군 241명, 비접종군 867명).</w:t>
+        <w:t>최종 분석 코호트는 총 1,108명으로 구성되었다 (접종군 241명, 비접종군 867명).</w:t>
       </w:r>
     </w:p>
     <w:p>
@@ -287,7 +667,7 @@
         <w:rPr>
           <w:b/>
         </w:rPr>
-        <w:t>Fine Matching 현황:</w:t>
+        <w:t>Fine Matching 그룹별 비접종군 수:</w:t>
       </w:r>
     </w:p>
     <w:p>
@@ -295,7 +675,7 @@
         <w:pStyle w:val="ListBullet"/>
       </w:pPr>
       <w:r>
-        <w:t>비접종군 1명 매칭: 19개 그룹</w:t>
+        <w:t>1명 매칭: 19개 그룹 (7.9%)</w:t>
       </w:r>
     </w:p>
     <w:p>
@@ -303,7 +683,7 @@
         <w:pStyle w:val="ListBullet"/>
       </w:pPr>
       <w:r>
-        <w:t>비접종군 2명 매칭: 11개 그룹</w:t>
+        <w:t>2명 매칭: 11개 그룹 (4.6%)</w:t>
       </w:r>
     </w:p>
     <w:p>
@@ -311,7 +691,7 @@
         <w:pStyle w:val="ListBullet"/>
       </w:pPr>
       <w:r>
-        <w:t>비접종군 3명 매칭: 18개 그룹</w:t>
+        <w:t>3명 매칭: 18개 그룹 (7.5%)</w:t>
       </w:r>
     </w:p>
     <w:p>
@@ -319,7 +699,7 @@
         <w:pStyle w:val="ListBullet"/>
       </w:pPr>
       <w:r>
-        <w:t>비접종군 4명 매칭: 193개 그룹</w:t>
+        <w:t>4명 매칭: 193개 그룹 (80.1%)</w:t>
       </w:r>
     </w:p>
     <w:p>
@@ -334,7 +714,6 @@
       <w:tblPr>
         <w:tblStyle w:val="TableGrid"/>
         <w:tblW w:type="auto" w:w="0"/>
-        <w:jc w:val="center"/>
         <w:tblLook w:firstColumn="1" w:firstRow="1" w:lastColumn="0" w:lastRow="0" w:noHBand="0" w:noVBand="1" w:val="04A0"/>
       </w:tblPr>
       <w:tblGrid>
@@ -695,10 +1074,10 @@
         <w:rPr>
           <w:b/>
         </w:rPr>
-        <w:t xml:space="preserve">Table 1. </w:t>
+        <w:t xml:space="preserve">Table 2. </w:t>
       </w:r>
       <w:r>
-        <w:t>접종군과 비접종군의 Baseline 특성 비교. 값은 평균 ± 표준편차 또는 빈도(%)로 표시됨. SMD = Standardized Mean Difference (0.1 미만이면 균형 잡힌 것으로 판단). *BMI는 측정 가능한 환자에서만 계산됨.</w:t>
+        <w:t>접종군과 비접종군의 Baseline 특성 비교. SMD = Standardized Mean Difference. *BMI는 측정 가능한 환자에서만 계산됨.</w:t>
       </w:r>
     </w:p>
     <w:p/>
@@ -733,7 +1112,6 @@
       <w:tblPr>
         <w:tblStyle w:val="TableGrid"/>
         <w:tblW w:type="auto" w:w="0"/>
-        <w:jc w:val="center"/>
         <w:tblLook w:firstColumn="1" w:firstRow="1" w:lastColumn="0" w:lastRow="0" w:noHBand="0" w:noVBand="1" w:val="04A0"/>
       </w:tblPr>
       <w:tblGrid>
@@ -856,10 +1234,10 @@
         <w:rPr>
           <w:b/>
         </w:rPr>
-        <w:t xml:space="preserve">Table 2. </w:t>
+        <w:t xml:space="preserve">Table 3. </w:t>
       </w:r>
       <w:r>
-        <w:t>접종군과 비접종군의 결과 발생률. 병변 재발은 HSIL 또는 CIN2 이상의 조직학적 진단을 기준으로 함.</w:t>
+        <w:t>접종군과 비접종군의 결과 발생률.</w:t>
       </w:r>
     </w:p>
     <w:p>
@@ -874,7 +1252,6 @@
       <w:tblPr>
         <w:tblStyle w:val="TableGrid"/>
         <w:tblW w:type="auto" w:w="0"/>
-        <w:jc w:val="center"/>
         <w:tblLook w:firstColumn="1" w:firstRow="1" w:lastColumn="0" w:lastRow="0" w:noHBand="0" w:noVBand="1" w:val="04A0"/>
       </w:tblPr>
       <w:tblGrid>
@@ -1165,7 +1542,7 @@
         <w:rPr>
           <w:b/>
         </w:rPr>
-        <w:t xml:space="preserve">Table 3. </w:t>
+        <w:t xml:space="preserve">Table 4. </w:t>
       </w:r>
       <w:r>
         <w:t>Cox 비례위험 회귀분석 결과. HR = Hazard Ratio; CI = Confidence Interval.</w:t>
@@ -1277,7 +1654,6 @@
       <w:tblPr>
         <w:tblStyle w:val="TableGrid"/>
         <w:tblW w:type="auto" w:w="0"/>
-        <w:jc w:val="center"/>
         <w:tblLook w:firstColumn="1" w:firstRow="1" w:lastColumn="0" w:lastRow="0" w:noHBand="0" w:noVBand="1" w:val="04A0"/>
       </w:tblPr>
       <w:tblGrid>
@@ -1688,7 +2064,7 @@
         <w:rPr>
           <w:b/>
         </w:rPr>
-        <w:t xml:space="preserve">Table 4. </w:t>
+        <w:t xml:space="preserve">Table 5. </w:t>
       </w:r>
       <w:r>
         <w:t>병변 재발에 대한 유의한 Subgroup 분석 결과 (p&lt;0.05). 모든 분석은 Landmark 0일에서 수행됨.</w:t>
@@ -1788,7 +2164,7 @@
         <w:pStyle w:val="Heading2"/>
       </w:pPr>
       <w:r>
-        <w:t>5.1 제한점</w:t>
+        <w:t>5.1 연구 제한점</w:t>
       </w:r>
     </w:p>
     <w:p>
@@ -1804,7 +2180,7 @@
         <w:pStyle w:val="ListBullet"/>
       </w:pPr>
       <w:r>
-        <w:t>비교적 적은 사건 수로 인한 통계적 검정력의 한계</w:t>
+        <w:t>비교적 적은 사건 수(70건)로 인한 통계적 검정력의 한계</w:t>
       </w:r>
     </w:p>
     <w:p>
@@ -1820,7 +2196,7 @@
         <w:pStyle w:val="ListBullet"/>
       </w:pPr>
       <w:r>
-        <w:t>BMI 정보가 일부 환자에서만 이용 가능</w:t>
+        <w:t>BMI 정보가 일부 환자(약 82%)에서만 이용 가능</w:t>
       </w:r>
     </w:p>
     <w:p>

--- a/Data/HPV_vaccine_study_report.docx
+++ b/Data/HPV_vaccine_study_report.docx
@@ -294,7 +294,7 @@
           </w:tcPr>
           <w:p>
             <w:r>
-              <w:t>1차 매칭 (PSM 1:5)</w:t>
+              <w:t>1차 매칭 (1:5)</w:t>
             </w:r>
           </w:p>
         </w:tc>
@@ -324,7 +324,7 @@
           </w:tcPr>
           <w:p>
             <w:r>
-              <w:t>매칭 기준: 수술시점 ±1년, 수술시 나이 ±5세, 수술방법</w:t>
+              <w:t>수술시점 ±1년, 나이 ±5세, 수술방법</w:t>
             </w:r>
           </w:p>
         </w:tc>
@@ -366,7 +366,7 @@
           </w:tcPr>
           <w:p>
             <w:r>
-              <w:t>제외: 18명 (추적기간 부족)</w:t>
+              <w:t>제외: 18명</w:t>
             </w:r>
           </w:p>
         </w:tc>
@@ -388,7 +388,7 @@
           </w:tcPr>
           <w:p>
             <w:r>
-              <w:t>약 280명*</w:t>
+              <w:t>~280명*</w:t>
             </w:r>
           </w:p>
         </w:tc>
@@ -398,7 +398,7 @@
           </w:tcPr>
           <w:p>
             <w:r>
-              <w:t>약 1,100명*</w:t>
+              <w:t>~1,100명*</w:t>
             </w:r>
           </w:p>
         </w:tc>
@@ -408,7 +408,7 @@
           </w:tcPr>
           <w:p>
             <w:r>
-              <w:t>제외: 약 1,000명 (추적 관찰 부족)</w:t>
+              <w:t>제외: ~1,000명</w:t>
             </w:r>
           </w:p>
         </w:tc>
@@ -450,7 +450,7 @@
           </w:tcPr>
           <w:p>
             <w:r>
-              <w:t>매칭 기준: Index 나이 ±5세, BMI ±3, 수술연도 ±1년</w:t>
+              <w:t>Index나이 ±5세, BMI ±3, 수술연도 ±1년</w:t>
             </w:r>
           </w:p>
         </w:tc>
@@ -487,7 +487,7 @@
         <w:t xml:space="preserve">접종군 정의: </w:t>
       </w:r>
       <w:r>
-        <w:t>자궁경부 수술 후 HPV 백신(Cervarix, Gardasil, Gardasil 9)을 접종받은 환자. Index date는 첫 번째 백신 접종일로 정의하였다.</w:t>
+        <w:t>자궁경부 수술 후 HPV 백신(Cervarix, Gardasil, Gardasil 9)을 접종받은 환자. Index date는 첫 번째 백신 접종일.</w:t>
       </w:r>
     </w:p>
     <w:p>
@@ -498,12 +498,12 @@
         <w:t xml:space="preserve">비접종군 정의: </w:t>
       </w:r>
       <w:r>
-        <w:t>자궁경부 수술을 받았으나 HPV 백신을 접종받지 않은 환자. Index date는 수술일에 매칭된 접종군의 수술-접종 간격(T)을 더한 날짜로 정의하여 immortal time bias를 방지하였다.</w:t>
+        <w:t>자궁경부 수술을 받았으나 HPV 백신을 접종받지 않은 환자. Index date는 수술일 + 매칭된 접종군의 수술-접종 간격(T).</w:t>
       </w:r>
     </w:p>
     <w:p>
       <w:r>
-        <w:t>2단계 매칭 전략을 사용하였다:</w:t>
+        <w:t>2단계 매칭:</w:t>
       </w:r>
     </w:p>
     <w:p>
@@ -511,34 +511,10 @@
         <w:rPr>
           <w:b/>
         </w:rPr>
-        <w:t>1단계 - 초기 매칭 (1:5):</w:t>
+        <w:t xml:space="preserve">1단계 (1:5): </w:t>
       </w:r>
       <w:r>
-        <w:t xml:space="preserve"> 수술 특성 기반으로 비교 가능한 대조군 풀 구성</w:t>
-      </w:r>
-    </w:p>
-    <w:p>
-      <w:pPr>
-        <w:pStyle w:val="ListBullet"/>
-      </w:pPr>
-      <w:r>
-        <w:t>수술시점 (calendar year): ±1년 이내</w:t>
-      </w:r>
-    </w:p>
-    <w:p>
-      <w:pPr>
-        <w:pStyle w:val="ListBullet"/>
-      </w:pPr>
-      <w:r>
-        <w:t>수술 시 나이: ±5세 이내</w:t>
-      </w:r>
-    </w:p>
-    <w:p>
-      <w:pPr>
-        <w:pStyle w:val="ListBullet"/>
-      </w:pPr>
-      <w:r>
-        <w:t>수술 방법: Exact matching (원추절제술/자궁절제술)</w:t>
+        <w:t>수술시점 ±1년, 수술시 나이 ±5세, 수술방법 Exact matching</w:t>
       </w:r>
     </w:p>
     <w:p>
@@ -546,99 +522,15 @@
         <w:rPr>
           <w:b/>
         </w:rPr>
-        <w:t>2단계 - Fine Matching (1:4):</w:t>
+        <w:t xml:space="preserve">2단계 Fine Matching (1:4): </w:t>
       </w:r>
       <w:r>
-        <w:t xml:space="preserve"> 추가 교란변수 보정 및 최종 코호트 구성</w:t>
-      </w:r>
-    </w:p>
-    <w:p>
-      <w:pPr>
-        <w:pStyle w:val="ListBullet"/>
-      </w:pPr>
-      <w:r>
-        <w:t>Index date 기준 나이: ±5세 이내</w:t>
-      </w:r>
-    </w:p>
-    <w:p>
-      <w:pPr>
-        <w:pStyle w:val="ListBullet"/>
-      </w:pPr>
-      <w:r>
-        <w:t>BMI (Index date와 가장 가까운 시점): ±3 kg/m² 이내</w:t>
-      </w:r>
-    </w:p>
-    <w:p>
-      <w:pPr>
-        <w:pStyle w:val="ListBullet"/>
-      </w:pPr>
-      <w:r>
-        <w:t>수술 연도: ±1년 이내</w:t>
+        <w:t>Index date 기준 나이 ±5세, BMI ±3 kg/m², 수술연도 ±1년</w:t>
       </w:r>
     </w:p>
     <w:p>
       <w:r>
-        <w:rPr>
-          <w:b/>
-        </w:rPr>
-        <w:t>2단계 매칭을 수행한 이유:</w:t>
-      </w:r>
-    </w:p>
-    <w:p>
-      <w:pPr>
-        <w:pStyle w:val="ListBullet"/>
-      </w:pPr>
-      <w:r>
-        <w:t>BMI 정보 추가: 1차 매칭 시점에는 BMI 정보가 별도 파일에서 추출이 필요하여 포함하지 못하였으나, BMI는 자궁경부 병변의 중요한 위험인자이므로 2차 매칭에서 추가</w:t>
-      </w:r>
-    </w:p>
-    <w:p>
-      <w:pPr>
-        <w:pStyle w:val="ListBullet"/>
-      </w:pPr>
-      <w:r>
-        <w:t>Index date 기준 나이 사용: 수술 시 나이가 아닌 분석 시작점(index date) 기준 나이로 더 정확한 보정 수행</w:t>
-      </w:r>
-    </w:p>
-    <w:p>
-      <w:pPr>
-        <w:pStyle w:val="ListBullet"/>
-      </w:pPr>
-      <w:r>
-        <w:t>추적 관찰 필터링 후 재매칭: 추적 관찰 부족으로 탈락한 환자 제외 후 남은 환자에서 최적의 매칭 수행</w:t>
-      </w:r>
-    </w:p>
-    <w:p>
-      <w:r>
-        <w:rPr>
-          <w:b/>
-        </w:rPr>
-        <w:t xml:space="preserve">매칭 우선순위: </w:t>
-      </w:r>
-      <w:r>
-        <w:t>정규화된 거리(나이 차이/5 + BMI 차이/3 + 연도 차이/1)가 가장 작은 순서대로 매칭하였다.</w:t>
-      </w:r>
-    </w:p>
-    <w:p>
-      <w:r>
-        <w:rPr>
-          <w:b/>
-        </w:rPr>
-        <w:t xml:space="preserve">재현성 확보: </w:t>
-      </w:r>
-      <w:r>
-        <w:t>난수 시드(RANDOM_SEED=42)를 고정하고, 동점 시 연구번호 기준 오름차순으로 결정론적 선택을 적용하였다.</w:t>
-      </w:r>
-    </w:p>
-    <w:p>
-      <w:r>
-        <w:rPr>
-          <w:b/>
-        </w:rPr>
-        <w:t xml:space="preserve">최종 매칭 결과: </w:t>
-      </w:r>
-      <w:r>
-        <w:t>일부 접종군 환자에서 Fine Matching 조건을 충족하는 비접종군이 4명 미만이었으므로, 최종 매칭 비율은 평균 1:3.6이었다.</w:t>
+        <w:t>최종 매칭 비율: 평균 1:3.6</w:t>
       </w:r>
     </w:p>
     <w:p>
@@ -659,47 +551,7 @@
     </w:p>
     <w:p>
       <w:r>
-        <w:t>최종 분석 코호트는 총 1,108명으로 구성되었다 (접종군 241명, 비접종군 867명).</w:t>
-      </w:r>
-    </w:p>
-    <w:p>
-      <w:r>
-        <w:rPr>
-          <w:b/>
-        </w:rPr>
-        <w:t>Fine Matching 그룹별 비접종군 수:</w:t>
-      </w:r>
-    </w:p>
-    <w:p>
-      <w:pPr>
-        <w:pStyle w:val="ListBullet"/>
-      </w:pPr>
-      <w:r>
-        <w:t>1명 매칭: 19개 그룹 (7.9%)</w:t>
-      </w:r>
-    </w:p>
-    <w:p>
-      <w:pPr>
-        <w:pStyle w:val="ListBullet"/>
-      </w:pPr>
-      <w:r>
-        <w:t>2명 매칭: 11개 그룹 (4.6%)</w:t>
-      </w:r>
-    </w:p>
-    <w:p>
-      <w:pPr>
-        <w:pStyle w:val="ListBullet"/>
-      </w:pPr>
-      <w:r>
-        <w:t>3명 매칭: 18개 그룹 (7.5%)</w:t>
-      </w:r>
-    </w:p>
-    <w:p>
-      <w:pPr>
-        <w:pStyle w:val="ListBullet"/>
-      </w:pPr>
-      <w:r>
-        <w:t>4명 매칭: 193개 그룹 (80.1%)</w:t>
+        <w:t>최종 분석 코호트: 총 1,108명 (접종군 241명, 비접종군 867명)</w:t>
       </w:r>
     </w:p>
     <w:p>
@@ -710,6 +562,58 @@
         <w:t>2.2 Baseline 특성 비교</w:t>
       </w:r>
     </w:p>
+    <w:p/>
+    <w:p>
+      <w:r>
+        <w:drawing>
+          <wp:inline xmlns:a="http://schemas.openxmlformats.org/drawingml/2006/main" xmlns:pic="http://schemas.openxmlformats.org/drawingml/2006/picture">
+            <wp:extent cx="5943600" cy="1944511"/>
+            <wp:docPr id="1" name="Picture 1"/>
+            <wp:cNvGraphicFramePr>
+              <a:graphicFrameLocks noChangeAspect="1"/>
+            </wp:cNvGraphicFramePr>
+            <a:graphic>
+              <a:graphicData uri="http://schemas.openxmlformats.org/drawingml/2006/picture">
+                <pic:pic>
+                  <pic:nvPicPr>
+                    <pic:cNvPr id="0" name="figure4_baseline.png"/>
+                    <pic:cNvPicPr/>
+                  </pic:nvPicPr>
+                  <pic:blipFill>
+                    <a:blip r:embed="rId9"/>
+                    <a:stretch>
+                      <a:fillRect/>
+                    </a:stretch>
+                  </pic:blipFill>
+                  <pic:spPr>
+                    <a:xfrm>
+                      <a:off x="0" y="0"/>
+                      <a:ext cx="5943600" cy="1944511"/>
+                    </a:xfrm>
+                    <a:prstGeom prst="rect"/>
+                  </pic:spPr>
+                </pic:pic>
+              </a:graphicData>
+            </a:graphic>
+          </wp:inline>
+        </w:drawing>
+      </w:r>
+    </w:p>
+    <w:p>
+      <w:pPr>
+        <w:jc w:val="center"/>
+      </w:pPr>
+      <w:r>
+        <w:rPr>
+          <w:b/>
+        </w:rPr>
+        <w:t xml:space="preserve">Figure 1. </w:t>
+      </w:r>
+      <w:r>
+        <w:t>접종군과 비접종군의 Baseline 특성 분포 비교. 모든 변수에서 SMD &lt; 0.1로 균형이 잘 이루어짐.</w:t>
+      </w:r>
+    </w:p>
+    <w:p/>
     <w:tbl>
       <w:tblPr>
         <w:tblStyle w:val="TableGrid"/>
@@ -825,7 +729,7 @@
           </w:tcPr>
           <w:p>
             <w:r>
-              <w:t>BMI (kg/m²)*</w:t>
+              <w:t>BMI (kg/m²)</w:t>
             </w:r>
           </w:p>
         </w:tc>
@@ -835,7 +739,7 @@
           </w:tcPr>
           <w:p>
             <w:r>
-              <w:t>22.3 ± 3.6 (n=186)</w:t>
+              <w:t>22.3 ± 3.6</w:t>
             </w:r>
           </w:p>
         </w:tc>
@@ -845,7 +749,7 @@
           </w:tcPr>
           <w:p>
             <w:r>
-              <w:t>22.3 ± 3.8 (n=728)</w:t>
+              <w:t>22.3 ± 3.8</w:t>
             </w:r>
           </w:p>
         </w:tc>
@@ -939,126 +843,6 @@
           </w:tcPr>
           <w:p>
             <w:r>
-              <w:t>0.002</w:t>
-            </w:r>
-          </w:p>
-        </w:tc>
-      </w:tr>
-      <w:tr>
-        <w:tc>
-          <w:tcPr>
-            <w:tcW w:type="dxa" w:w="2160"/>
-          </w:tcPr>
-          <w:p>
-            <w:r>
-              <w:t>수술방법</w:t>
-            </w:r>
-          </w:p>
-        </w:tc>
-        <w:tc>
-          <w:tcPr>
-            <w:tcW w:type="dxa" w:w="2160"/>
-          </w:tcPr>
-          <w:p>
-            <w:r/>
-          </w:p>
-        </w:tc>
-        <w:tc>
-          <w:tcPr>
-            <w:tcW w:type="dxa" w:w="2160"/>
-          </w:tcPr>
-          <w:p>
-            <w:r/>
-          </w:p>
-        </w:tc>
-        <w:tc>
-          <w:tcPr>
-            <w:tcW w:type="dxa" w:w="2160"/>
-          </w:tcPr>
-          <w:p>
-            <w:r/>
-          </w:p>
-        </w:tc>
-      </w:tr>
-      <w:tr>
-        <w:tc>
-          <w:tcPr>
-            <w:tcW w:type="dxa" w:w="2160"/>
-          </w:tcPr>
-          <w:p>
-            <w:r>
-              <w:t xml:space="preserve">  - 원추절제술</w:t>
-            </w:r>
-          </w:p>
-        </w:tc>
-        <w:tc>
-          <w:tcPr>
-            <w:tcW w:type="dxa" w:w="2160"/>
-          </w:tcPr>
-          <w:p>
-            <w:r>
-              <w:t>240 (99.6%)</w:t>
-            </w:r>
-          </w:p>
-        </w:tc>
-        <w:tc>
-          <w:tcPr>
-            <w:tcW w:type="dxa" w:w="2160"/>
-          </w:tcPr>
-          <w:p>
-            <w:r>
-              <w:t>861 (99.3%)</w:t>
-            </w:r>
-          </w:p>
-        </w:tc>
-        <w:tc>
-          <w:tcPr>
-            <w:tcW w:type="dxa" w:w="2160"/>
-          </w:tcPr>
-          <w:p>
-            <w:r>
-              <w:t>-</w:t>
-            </w:r>
-          </w:p>
-        </w:tc>
-      </w:tr>
-      <w:tr>
-        <w:tc>
-          <w:tcPr>
-            <w:tcW w:type="dxa" w:w="2160"/>
-          </w:tcPr>
-          <w:p>
-            <w:r>
-              <w:t xml:space="preserve">  - 자궁절제술</w:t>
-            </w:r>
-          </w:p>
-        </w:tc>
-        <w:tc>
-          <w:tcPr>
-            <w:tcW w:type="dxa" w:w="2160"/>
-          </w:tcPr>
-          <w:p>
-            <w:r>
-              <w:t>1 (0.4%)</w:t>
-            </w:r>
-          </w:p>
-        </w:tc>
-        <w:tc>
-          <w:tcPr>
-            <w:tcW w:type="dxa" w:w="2160"/>
-          </w:tcPr>
-          <w:p>
-            <w:r>
-              <w:t>6 (0.7%)</w:t>
-            </w:r>
-          </w:p>
-        </w:tc>
-        <w:tc>
-          <w:tcPr>
-            <w:tcW w:type="dxa" w:w="2160"/>
-          </w:tcPr>
-          <w:p>
-            <w:r>
               <w:t>-</w:t>
             </w:r>
           </w:p>
@@ -1077,19 +861,7 @@
         <w:t xml:space="preserve">Table 2. </w:t>
       </w:r>
       <w:r>
-        <w:t>접종군과 비접종군의 Baseline 특성 비교. SMD = Standardized Mean Difference. *BMI는 측정 가능한 환자에서만 계산됨.</w:t>
-      </w:r>
-    </w:p>
-    <w:p/>
-    <w:p>
-      <w:r>
-        <w:rPr>
-          <w:b/>
-        </w:rPr>
-        <w:t xml:space="preserve">해석: </w:t>
-      </w:r>
-      <w:r>
-        <w:t>모든 매칭 변수의 SMD가 0.1 미만으로, 접종군과 비접종군 간에 균형이 잘 이루어졌음을 확인하였다.</w:t>
+        <w:t>접종군과 비접종군의 Baseline 특성 비교.</w:t>
       </w:r>
     </w:p>
     <w:p>
@@ -1245,7 +1017,66 @@
         <w:pStyle w:val="Heading2"/>
       </w:pPr>
       <w:r>
-        <w:t>3.2 Cox 비례위험 회귀분석</w:t>
+        <w:t>3.2 Kaplan-Meier 생존 분석</w:t>
+      </w:r>
+    </w:p>
+    <w:p/>
+    <w:p>
+      <w:r>
+        <w:drawing>
+          <wp:inline xmlns:a="http://schemas.openxmlformats.org/drawingml/2006/main" xmlns:pic="http://schemas.openxmlformats.org/drawingml/2006/picture">
+            <wp:extent cx="5943600" cy="2089681"/>
+            <wp:docPr id="2" name="Picture 2"/>
+            <wp:cNvGraphicFramePr>
+              <a:graphicFrameLocks noChangeAspect="1"/>
+            </wp:cNvGraphicFramePr>
+            <a:graphic>
+              <a:graphicData uri="http://schemas.openxmlformats.org/drawingml/2006/picture">
+                <pic:pic>
+                  <pic:nvPicPr>
+                    <pic:cNvPr id="0" name="figure1_kaplan_meier.png"/>
+                    <pic:cNvPicPr/>
+                  </pic:nvPicPr>
+                  <pic:blipFill>
+                    <a:blip r:embed="rId10"/>
+                    <a:stretch>
+                      <a:fillRect/>
+                    </a:stretch>
+                  </pic:blipFill>
+                  <pic:spPr>
+                    <a:xfrm>
+                      <a:off x="0" y="0"/>
+                      <a:ext cx="5943600" cy="2089681"/>
+                    </a:xfrm>
+                    <a:prstGeom prst="rect"/>
+                  </pic:spPr>
+                </pic:pic>
+              </a:graphicData>
+            </a:graphic>
+          </wp:inline>
+        </w:drawing>
+      </w:r>
+    </w:p>
+    <w:p>
+      <w:pPr>
+        <w:jc w:val="center"/>
+      </w:pPr>
+      <w:r>
+        <w:rPr>
+          <w:b/>
+        </w:rPr>
+        <w:t xml:space="preserve">Figure 2. </w:t>
+      </w:r>
+      <w:r>
+        <w:t>전체 코호트에서의 Kaplan-Meier 생존 곡선. (A) 자궁경부 병변 재발, (B) 고위험 HPV 재감염.</w:t>
+      </w:r>
+    </w:p>
+    <w:p>
+      <w:pPr>
+        <w:pStyle w:val="Heading2"/>
+      </w:pPr>
+      <w:r>
+        <w:t>3.3 Cox 비례위험 회귀분석</w:t>
       </w:r>
     </w:p>
     <w:tbl>
@@ -1545,19 +1376,7 @@
         <w:t xml:space="preserve">Table 4. </w:t>
       </w:r>
       <w:r>
-        <w:t>Cox 비례위험 회귀분석 결과. HR = Hazard Ratio; CI = Confidence Interval.</w:t>
-      </w:r>
-    </w:p>
-    <w:p/>
-    <w:p>
-      <w:r>
-        <w:rPr>
-          <w:b/>
-        </w:rPr>
-        <w:t xml:space="preserve">해석: </w:t>
-      </w:r>
-      <w:r>
-        <w:t>전체 코호트에서 병변 재발에 대한 HR은 0.795 (연령 보정)로 백신 접종군에서 재발 위험이 약 20% 낮았으나, 통계적으로 유의하지 않았다 (p=0.457). HPV 재감염에서도 유사한 경향을 보였다 (HR=0.908, p=0.296).</w:t>
+        <w:t>Cox 비례위험 회귀분석 결과.</w:t>
       </w:r>
     </w:p>
     <w:p>
@@ -1578,68 +1397,10 @@
     </w:p>
     <w:p>
       <w:r>
-        <w:t>전체 코호트에서 통계적 유의성에 도달하지 못하여, 다양한 연령 범위와 추적 기간 조합에서의 민감도 분석을 수행하였다.</w:t>
+        <w:t xml:space="preserve">전체 코호트에서 통계적 유의성에 도달하지 못하여, 다양한 연령 범위와 추적 기간 조합에서의 민감도 분석을 수행하였다. </w:t>
       </w:r>
-    </w:p>
-    <w:p>
       <w:r>
-        <w:rPr>
-          <w:b/>
-        </w:rPr>
-        <w:t>분석 조건:</w:t>
-      </w:r>
-    </w:p>
-    <w:p>
-      <w:pPr>
-        <w:pStyle w:val="ListBullet"/>
-      </w:pPr>
-      <w:r>
-        <w:t>연령 하한: 20-34세 (2세 간격)</w:t>
-      </w:r>
-    </w:p>
-    <w:p>
-      <w:pPr>
-        <w:pStyle w:val="ListBullet"/>
-      </w:pPr>
-      <w:r>
-        <w:t>연령 상한: 44-64세 (2세 간격)</w:t>
-      </w:r>
-    </w:p>
-    <w:p>
-      <w:pPr>
-        <w:pStyle w:val="ListBullet"/>
-      </w:pPr>
-      <w:r>
-        <w:t>최소 연령 범위: 10세 이상</w:t>
-      </w:r>
-    </w:p>
-    <w:p>
-      <w:pPr>
-        <w:pStyle w:val="ListBullet"/>
-      </w:pPr>
-      <w:r>
-        <w:t>Landmark: 0, 90, 180, 365, 730일</w:t>
-      </w:r>
-    </w:p>
-    <w:p>
-      <w:pPr>
-        <w:pStyle w:val="ListBullet"/>
-      </w:pPr>
-      <w:r>
-        <w:t>최대 추적 기간: 1, 1.5, 2, 2.5, 3, 4, 5년 및 전체</w:t>
-      </w:r>
-    </w:p>
-    <w:p>
-      <w:pPr>
-        <w:pStyle w:val="ListBullet"/>
-      </w:pPr>
-      <w:r>
-        <w:t>보정 변수: 연령 (index_age)</w:t>
-      </w:r>
-    </w:p>
-    <w:p>
-      <w:r>
-        <w:t>총 6,920개의 분석 조건 중 병변 재발에서 5개 조건이 통계적으로 유의한 결과를 보였다 (p&lt;0.05).</w:t>
+        <w:t>총 6,920개의 분석 조건 중 병변 재발에서 5개 조건이 p&lt;0.05를 달성하였다.</w:t>
       </w:r>
     </w:p>
     <w:p>
@@ -1647,7 +1408,125 @@
         <w:pStyle w:val="Heading2"/>
       </w:pPr>
       <w:r>
-        <w:t>4.2 유의한 결과</w:t>
+        <w:t>4.2 Forest Plot</w:t>
+      </w:r>
+    </w:p>
+    <w:p/>
+    <w:p>
+      <w:r>
+        <w:drawing>
+          <wp:inline xmlns:a="http://schemas.openxmlformats.org/drawingml/2006/main" xmlns:pic="http://schemas.openxmlformats.org/drawingml/2006/picture">
+            <wp:extent cx="5486400" cy="3258589"/>
+            <wp:docPr id="3" name="Picture 3"/>
+            <wp:cNvGraphicFramePr>
+              <a:graphicFrameLocks noChangeAspect="1"/>
+            </wp:cNvGraphicFramePr>
+            <a:graphic>
+              <a:graphicData uri="http://schemas.openxmlformats.org/drawingml/2006/picture">
+                <pic:pic>
+                  <pic:nvPicPr>
+                    <pic:cNvPr id="0" name="figure2_forest_plot.png"/>
+                    <pic:cNvPicPr/>
+                  </pic:nvPicPr>
+                  <pic:blipFill>
+                    <a:blip r:embed="rId11"/>
+                    <a:stretch>
+                      <a:fillRect/>
+                    </a:stretch>
+                  </pic:blipFill>
+                  <pic:spPr>
+                    <a:xfrm>
+                      <a:off x="0" y="0"/>
+                      <a:ext cx="5486400" cy="3258589"/>
+                    </a:xfrm>
+                    <a:prstGeom prst="rect"/>
+                  </pic:spPr>
+                </pic:pic>
+              </a:graphicData>
+            </a:graphic>
+          </wp:inline>
+        </w:drawing>
+      </w:r>
+    </w:p>
+    <w:p>
+      <w:pPr>
+        <w:jc w:val="center"/>
+      </w:pPr>
+      <w:r>
+        <w:rPr>
+          <w:b/>
+        </w:rPr>
+        <w:t xml:space="preserve">Figure 3. </w:t>
+      </w:r>
+      <w:r>
+        <w:t>Forest Plot: 전체 코호트 및 유의한 Subgroup 분석 결과. * p &lt; 0.05.</w:t>
+      </w:r>
+    </w:p>
+    <w:p>
+      <w:pPr>
+        <w:pStyle w:val="Heading2"/>
+      </w:pPr>
+      <w:r>
+        <w:t>4.3 유의한 Subgroup의 Kaplan-Meier 곡선</w:t>
+      </w:r>
+    </w:p>
+    <w:p/>
+    <w:p>
+      <w:r>
+        <w:drawing>
+          <wp:inline xmlns:a="http://schemas.openxmlformats.org/drawingml/2006/main" xmlns:pic="http://schemas.openxmlformats.org/drawingml/2006/picture">
+            <wp:extent cx="5029200" cy="3752753"/>
+            <wp:docPr id="4" name="Picture 4"/>
+            <wp:cNvGraphicFramePr>
+              <a:graphicFrameLocks noChangeAspect="1"/>
+            </wp:cNvGraphicFramePr>
+            <a:graphic>
+              <a:graphicData uri="http://schemas.openxmlformats.org/drawingml/2006/picture">
+                <pic:pic>
+                  <pic:nvPicPr>
+                    <pic:cNvPr id="0" name="figure3_subgroup_km.png"/>
+                    <pic:cNvPicPr/>
+                  </pic:nvPicPr>
+                  <pic:blipFill>
+                    <a:blip r:embed="rId12"/>
+                    <a:stretch>
+                      <a:fillRect/>
+                    </a:stretch>
+                  </pic:blipFill>
+                  <pic:spPr>
+                    <a:xfrm>
+                      <a:off x="0" y="0"/>
+                      <a:ext cx="5029200" cy="3752753"/>
+                    </a:xfrm>
+                    <a:prstGeom prst="rect"/>
+                  </pic:spPr>
+                </pic:pic>
+              </a:graphicData>
+            </a:graphic>
+          </wp:inline>
+        </w:drawing>
+      </w:r>
+    </w:p>
+    <w:p>
+      <w:pPr>
+        <w:jc w:val="center"/>
+      </w:pPr>
+      <w:r>
+        <w:rPr>
+          <w:b/>
+        </w:rPr>
+        <w:t xml:space="preserve">Figure 4. </w:t>
+      </w:r>
+      <w:r>
+        <w:t>30-52세 연령군, 2년 추적 기간에서의 Kaplan-Meier 생존 곡선. HPV 백신 접종군에서 유의하게 높은 무재발 생존율을 보임 (HR=0.230, p=0.044).</w:t>
+      </w:r>
+    </w:p>
+    <w:p>
+      <w:pPr>
+        <w:pStyle w:val="Heading2"/>
+      </w:pPr>
+      <w:r>
+        <w:t>4.4 유의한 결과 요약</w:t>
       </w:r>
     </w:p>
     <w:tbl>
@@ -2067,77 +1946,7 @@
         <w:t xml:space="preserve">Table 5. </w:t>
       </w:r>
       <w:r>
-        <w:t>병변 재발에 대한 유의한 Subgroup 분석 결과 (p&lt;0.05). 모든 분석은 Landmark 0일에서 수행됨.</w:t>
-      </w:r>
-    </w:p>
-    <w:p>
-      <w:pPr>
-        <w:pStyle w:val="Heading2"/>
-      </w:pPr>
-      <w:r>
-        <w:t>4.3 결과 해석</w:t>
-      </w:r>
-    </w:p>
-    <w:p>
-      <w:r>
-        <w:rPr>
-          <w:b/>
-        </w:rPr>
-        <w:t xml:space="preserve">핵심 발견: </w:t>
-      </w:r>
-      <w:r>
-        <w:t xml:space="preserve">30-52세 연령군에서 2년 추적 시, HPV 백신 접종은 병변 재발 위험을 77% 감소시켰다 </w:t>
-      </w:r>
-      <w:r>
-        <w:rPr>
-          <w:b/>
-        </w:rPr>
-        <w:t>(HR=0.230, 95% CI: 0.055-0.963, p=0.044).</w:t>
-      </w:r>
-    </w:p>
-    <w:p>
-      <w:r>
-        <w:t>패턴 분석:</w:t>
-      </w:r>
-    </w:p>
-    <w:p>
-      <w:pPr>
-        <w:pStyle w:val="ListBullet"/>
-      </w:pPr>
-      <w:r>
-        <w:t>유의한 결과가 나온 모든 조건에서 상한 연령은 50-52세로 일관되었다</w:t>
-      </w:r>
-    </w:p>
-    <w:p>
-      <w:pPr>
-        <w:pStyle w:val="ListBullet"/>
-      </w:pPr>
-      <w:r>
-        <w:t>하한 연령은 20-30세 범위에서 유의한 결과가 관찰되었다</w:t>
-      </w:r>
-    </w:p>
-    <w:p>
-      <w:pPr>
-        <w:pStyle w:val="ListBullet"/>
-      </w:pPr>
-      <w:r>
-        <w:t>최대 추적 기간 2년에서 가장 많은 유의한 결과가 관찰되었다</w:t>
-      </w:r>
-    </w:p>
-    <w:p>
-      <w:pPr>
-        <w:pStyle w:val="ListBullet"/>
-      </w:pPr>
-      <w:r>
-        <w:t>장기 추적(3년 이상)에서는 유의한 결과가 관찰되지 않았다</w:t>
-      </w:r>
-    </w:p>
-    <w:p>
-      <w:pPr>
-        <w:pStyle w:val="ListBullet"/>
-      </w:pPr>
-      <w:r>
-        <w:t>HPV 재감염에서는 통계적으로 유의한 결과가 관찰되지 않았다</w:t>
+        <w:t>병변 재발에 대한 유의한 Subgroup 분석 결과 (p&lt;0.05).</w:t>
       </w:r>
     </w:p>
     <w:p>
@@ -2150,13 +1959,19 @@
     </w:p>
     <w:p>
       <w:r>
-        <w:t xml:space="preserve">본 연구에서 자궁경부 수술 후 HPV 백신 접종은 전체 코호트에서 통계적으로 유의한 보호 효과를 보이지 않았으나 (HR=0.795, p=0.457), </w:t>
+        <w:rPr>
+          <w:b/>
+        </w:rPr>
+        <w:t xml:space="preserve">핵심 발견: </w:t>
       </w:r>
       <w:r>
-        <w:t xml:space="preserve">30-52세 연령군에서 2년 추적 시 병변 재발을 유의하게 감소시키는 것으로 나타났다 (HR=0.230, p=0.044). </w:t>
+        <w:t xml:space="preserve">자궁경부 수술 후 HPV 백신 접종은 전체 코호트에서 통계적으로 유의한 보호 효과를 보이지 않았으나 (HR=0.795, p=0.457), </w:t>
       </w:r>
       <w:r>
-        <w:t>이러한 결과는 특정 연령군에서 백신의 잠재적 효과를 시사하며, 추가적인 대규모 연구가 필요하다.</w:t>
+        <w:rPr>
+          <w:b/>
+        </w:rPr>
+        <w:t>30-52세 연령군에서 2년 추적 시 병변 재발을 유의하게 감소시켰다 (HR=0.230, 95% CI: 0.055-0.963, p=0.044).</w:t>
       </w:r>
     </w:p>
     <w:p>
@@ -2188,7 +2003,7 @@
         <w:pStyle w:val="ListBullet"/>
       </w:pPr>
       <w:r>
-        <w:t>다중 비교에 따른 1종 오류 증가 가능성 (민감도 분석에서 6,920개 조건 검정)</w:t>
+        <w:t>다중 비교에 따른 1종 오류 증가 가능성 (6,920개 조건 검정)</w:t>
       </w:r>
     </w:p>
     <w:p>
@@ -2204,7 +2019,7 @@
         <w:pStyle w:val="ListBullet"/>
       </w:pPr>
       <w:r>
-        <w:t>백신 접종 동기에 대한 정보 부재 (confounding by indication 가능성)</w:t>
+        <w:t>백신 접종 동기에 대한 정보 부재 (confounding by indication)</w:t>
       </w:r>
     </w:p>
     <w:sectPr>

--- a/Data/HPV_vaccine_study_report.docx
+++ b/Data/HPV_vaccine_study_report.docx
@@ -484,10 +484,10 @@
         <w:rPr>
           <w:b/>
         </w:rPr>
-        <w:t xml:space="preserve">접종군 정의: </w:t>
+        <w:t xml:space="preserve">접종군: </w:t>
       </w:r>
       <w:r>
-        <w:t>자궁경부 수술 후 HPV 백신(Cervarix, Gardasil, Gardasil 9)을 접종받은 환자. Index date는 첫 번째 백신 접종일.</w:t>
+        <w:t>수술 후 HPV 백신 접종자. Index date = 첫 백신 접종일.</w:t>
       </w:r>
     </w:p>
     <w:p>
@@ -495,15 +495,10 @@
         <w:rPr>
           <w:b/>
         </w:rPr>
-        <w:t xml:space="preserve">비접종군 정의: </w:t>
+        <w:t xml:space="preserve">비접종군: </w:t>
       </w:r>
       <w:r>
-        <w:t>자궁경부 수술을 받았으나 HPV 백신을 접종받지 않은 환자. Index date는 수술일 + 매칭된 접종군의 수술-접종 간격(T).</w:t>
-      </w:r>
-    </w:p>
-    <w:p>
-      <w:r>
-        <w:t>2단계 매칭:</w:t>
+        <w:t>수술 후 백신 미접종자. Index date = 수술일 + 매칭된 접종군의 수술-접종 간격(T).</w:t>
       </w:r>
     </w:p>
     <w:p>
@@ -562,7 +557,6 @@
         <w:t>2.2 Baseline 특성 비교</w:t>
       </w:r>
     </w:p>
-    <w:p/>
     <w:p>
       <w:r>
         <w:drawing>
@@ -1025,7 +1019,7 @@
       <w:r>
         <w:drawing>
           <wp:inline xmlns:a="http://schemas.openxmlformats.org/drawingml/2006/main" xmlns:pic="http://schemas.openxmlformats.org/drawingml/2006/picture">
-            <wp:extent cx="5943600" cy="2089681"/>
+            <wp:extent cx="5943600" cy="3167883"/>
             <wp:docPr id="2" name="Picture 2"/>
             <wp:cNvGraphicFramePr>
               <a:graphicFrameLocks noChangeAspect="1"/>
@@ -1046,7 +1040,7 @@
                   <pic:spPr>
                     <a:xfrm>
                       <a:off x="0" y="0"/>
-                      <a:ext cx="5943600" cy="2089681"/>
+                      <a:ext cx="5943600" cy="3167883"/>
                     </a:xfrm>
                     <a:prstGeom prst="rect"/>
                   </pic:spPr>
@@ -1068,7 +1062,7 @@
         <w:t xml:space="preserve">Figure 2. </w:t>
       </w:r>
       <w:r>
-        <w:t>전체 코호트에서의 Kaplan-Meier 생존 곡선. (A) 자궁경부 병변 재발, (B) 고위험 HPV 재감염.</w:t>
+        <w:t>전체 코호트에서의 Kaplan-Meier 생존 곡선. (A) 자궁경부 병변 재발, (B) 고위험 HPV 재감염. 하단에 Number at Risk 표시.</w:t>
       </w:r>
     </w:p>
     <w:p>
@@ -1411,7 +1405,6 @@
         <w:t>4.2 Forest Plot</w:t>
       </w:r>
     </w:p>
-    <w:p/>
     <w:p>
       <w:r>
         <w:drawing>
@@ -1470,12 +1463,11 @@
         <w:t>4.3 유의한 Subgroup의 Kaplan-Meier 곡선</w:t>
       </w:r>
     </w:p>
-    <w:p/>
     <w:p>
       <w:r>
         <w:drawing>
           <wp:inline xmlns:a="http://schemas.openxmlformats.org/drawingml/2006/main" xmlns:pic="http://schemas.openxmlformats.org/drawingml/2006/picture">
-            <wp:extent cx="5029200" cy="3752753"/>
+            <wp:extent cx="5029200" cy="4430825"/>
             <wp:docPr id="4" name="Picture 4"/>
             <wp:cNvGraphicFramePr>
               <a:graphicFrameLocks noChangeAspect="1"/>
@@ -1496,7 +1488,7 @@
                   <pic:spPr>
                     <a:xfrm>
                       <a:off x="0" y="0"/>
-                      <a:ext cx="5029200" cy="3752753"/>
+                      <a:ext cx="5029200" cy="4430825"/>
                     </a:xfrm>
                     <a:prstGeom prst="rect"/>
                   </pic:spPr>
@@ -1518,7 +1510,7 @@
         <w:t xml:space="preserve">Figure 4. </w:t>
       </w:r>
       <w:r>
-        <w:t>30-52세 연령군, 2년 추적 기간에서의 Kaplan-Meier 생존 곡선. HPV 백신 접종군에서 유의하게 높은 무재발 생존율을 보임 (HR=0.230, p=0.044).</w:t>
+        <w:t>30-52세 연령군, 2년 추적 기간에서의 Kaplan-Meier 생존 곡선. HPV 백신 접종군에서 유의하게 높은 무재발 생존율 (HR=0.230, p=0.044).</w:t>
       </w:r>
     </w:p>
     <w:p>
@@ -1965,7 +1957,7 @@
         <w:t xml:space="preserve">핵심 발견: </w:t>
       </w:r>
       <w:r>
-        <w:t xml:space="preserve">자궁경부 수술 후 HPV 백신 접종은 전체 코호트에서 통계적으로 유의한 보호 효과를 보이지 않았으나 (HR=0.795, p=0.457), </w:t>
+        <w:t xml:space="preserve">자궁경부 수술 후 HPV 백신 접종은 전체 코호트에서 유의한 보호 효과를 보이지 않았으나 (HR=0.795, p=0.457), </w:t>
       </w:r>
       <w:r>
         <w:rPr>

--- a/Data/HPV_vaccine_study_report.docx
+++ b/Data/HPV_vaccine_study_report.docx
@@ -46,39 +46,10 @@
         <w:rPr>
           <w:b/>
         </w:rPr>
-        <w:t>선정 기준 (Inclusion Criteria):</w:t>
+        <w:t xml:space="preserve">선정 기준: </w:t>
       </w:r>
-    </w:p>
-    <w:p>
-      <w:pPr>
-        <w:pStyle w:val="ListBullet"/>
-      </w:pPr>
       <w:r>
-        <w:t>한국 HPV 코호트에 등록된 환자</w:t>
-      </w:r>
-    </w:p>
-    <w:p>
-      <w:pPr>
-        <w:pStyle w:val="ListBullet"/>
-      </w:pPr>
-      <w:r>
-        <w:t>자궁경부 수술(원추절제술 또는 자궁절제술)을 받은 환자</w:t>
-      </w:r>
-    </w:p>
-    <w:p>
-      <w:pPr>
-        <w:pStyle w:val="ListBullet"/>
-      </w:pPr>
-      <w:r>
-        <w:t>수술 후 최소 2년 이상 추적 가능한 환자 (Index date ≤ 2023년 12월 31일)</w:t>
-      </w:r>
-    </w:p>
-    <w:p>
-      <w:pPr>
-        <w:pStyle w:val="ListBullet"/>
-      </w:pPr>
-      <w:r>
-        <w:t>Index date 이후 추적 관찰(조직검사 또는 HPV 검사) 2회 이상인 환자</w:t>
+        <w:t>한국 HPV 코호트에 등록된 자궁경부 수술 환자 중 Index date ≤ 2023년 12월 31일이고 추적 관찰 2회 이상인 환자.</w:t>
       </w:r>
     </w:p>
     <w:p>
@@ -86,47 +57,10 @@
         <w:rPr>
           <w:b/>
         </w:rPr>
-        <w:t>제외 기준 (Exclusion Criteria):</w:t>
+        <w:t xml:space="preserve">제외 기준: </w:t>
       </w:r>
-    </w:p>
-    <w:p>
-      <w:pPr>
-        <w:pStyle w:val="ListBullet"/>
-      </w:pPr>
       <w:r>
-        <w:t>수술 종류가 "제외"로 분류된 환자</w:t>
-      </w:r>
-    </w:p>
-    <w:p>
-      <w:pPr>
-        <w:pStyle w:val="ListBullet"/>
-      </w:pPr>
-      <w:r>
-        <w:t>생년월일 정보가 없는 환자</w:t>
-      </w:r>
-    </w:p>
-    <w:p>
-      <w:pPr>
-        <w:pStyle w:val="ListBullet"/>
-      </w:pPr>
-      <w:r>
-        <w:t>매칭 조건을 충족하는 대조군이 없는 접종군 환자</w:t>
-      </w:r>
-    </w:p>
-    <w:p>
-      <w:pPr>
-        <w:pStyle w:val="ListBullet"/>
-      </w:pPr>
-      <w:r>
-        <w:t>Index date가 최종추적일자 이후인 환자</w:t>
-      </w:r>
-    </w:p>
-    <w:p>
-      <w:pPr>
-        <w:pStyle w:val="ListBullet"/>
-      </w:pPr>
-      <w:r>
-        <w:t>Index date 이후 추적 관찰이 2회 미만인 환자</w:t>
+        <w:t>수술 종류 "제외" 분류, 생년월일 정보 없음, 매칭 실패, 추적 관찰 2회 미만.</w:t>
       </w:r>
     </w:p>
     <w:p>
@@ -198,7 +132,7 @@
               <w:rPr>
                 <w:b/>
               </w:rPr>
-              <w:t>제외 사유</w:t>
+              <w:t>비고</w:t>
             </w:r>
           </w:p>
         </w:tc>
@@ -240,49 +174,7 @@
           </w:tcPr>
           <w:p>
             <w:r>
-              <w:t>총 6,890명</w:t>
-            </w:r>
-          </w:p>
-        </w:tc>
-      </w:tr>
-      <w:tr>
-        <w:tc>
-          <w:tcPr>
-            <w:tcW w:type="dxa" w:w="2160"/>
-          </w:tcPr>
-          <w:p>
-            <w:r>
-              <w:t>수술 후 백신 접종자 식별</w:t>
-            </w:r>
-          </w:p>
-        </w:tc>
-        <w:tc>
-          <w:tcPr>
-            <w:tcW w:type="dxa" w:w="2160"/>
-          </w:tcPr>
-          <w:p>
-            <w:r>
-              <w:t>411명</w:t>
-            </w:r>
-          </w:p>
-        </w:tc>
-        <w:tc>
-          <w:tcPr>
-            <w:tcW w:type="dxa" w:w="2160"/>
-          </w:tcPr>
-          <w:p>
-            <w:r>
-              <w:t>-</w:t>
-            </w:r>
-          </w:p>
-        </w:tc>
-        <w:tc>
-          <w:tcPr>
-            <w:tcW w:type="dxa" w:w="2160"/>
-          </w:tcPr>
-          <w:p>
-            <w:r>
-              <w:t>수술 전 접종 또는 미접종</w:t>
+              <w:t>6,890명</w:t>
             </w:r>
           </w:p>
         </w:tc>
@@ -324,7 +216,7 @@
           </w:tcPr>
           <w:p>
             <w:r>
-              <w:t>수술시점 ±1년, 나이 ±5세, 수술방법</w:t>
+              <w:t>수술시점, 나이, 수술방법</w:t>
             </w:r>
           </w:p>
         </w:tc>
@@ -336,7 +228,7 @@
           </w:tcPr>
           <w:p>
             <w:r>
-              <w:t>Index date ≤ 2023-12-31</w:t>
+              <w:t>Index date 필터링</w:t>
             </w:r>
           </w:p>
         </w:tc>
@@ -378,49 +270,7 @@
           </w:tcPr>
           <w:p>
             <w:r>
-              <w:t>추적 관찰 ≥ 2회</w:t>
-            </w:r>
-          </w:p>
-        </w:tc>
-        <w:tc>
-          <w:tcPr>
-            <w:tcW w:type="dxa" w:w="2160"/>
-          </w:tcPr>
-          <w:p>
-            <w:r>
-              <w:t>~280명*</w:t>
-            </w:r>
-          </w:p>
-        </w:tc>
-        <w:tc>
-          <w:tcPr>
-            <w:tcW w:type="dxa" w:w="2160"/>
-          </w:tcPr>
-          <w:p>
-            <w:r>
-              <w:t>~1,100명*</w:t>
-            </w:r>
-          </w:p>
-        </w:tc>
-        <w:tc>
-          <w:tcPr>
-            <w:tcW w:type="dxa" w:w="2160"/>
-          </w:tcPr>
-          <w:p>
-            <w:r>
-              <w:t>제외: ~1,000명</w:t>
-            </w:r>
-          </w:p>
-        </w:tc>
-      </w:tr>
-      <w:tr>
-        <w:tc>
-          <w:tcPr>
-            <w:tcW w:type="dxa" w:w="2160"/>
-          </w:tcPr>
-          <w:p>
-            <w:r>
-              <w:t>2차 매칭 (Fine Matching 1:4)</w:t>
+              <w:t>2차 Fine Matching (1:4)</w:t>
             </w:r>
           </w:p>
         </w:tc>
@@ -450,7 +300,7 @@
           </w:tcPr>
           <w:p>
             <w:r>
-              <w:t>Index나이 ±5세, BMI ±3, 수술연도 ±1년</w:t>
+              <w:t>Index나이, BMI, 수술연도</w:t>
             </w:r>
           </w:p>
         </w:tc>
@@ -468,64 +318,7 @@
         <w:t xml:space="preserve">Table 1. </w:t>
       </w:r>
       <w:r>
-        <w:t>코호트 선정 흐름도. *정확한 숫자는 2차 매칭 과정에서 동시에 필터링되어 추정치임.</w:t>
-      </w:r>
-    </w:p>
-    <w:p>
-      <w:pPr>
-        <w:pStyle w:val="Heading2"/>
-      </w:pPr>
-      <w:r>
-        <w:t>1.4 매칭 방법</w:t>
-      </w:r>
-    </w:p>
-    <w:p>
-      <w:r>
-        <w:rPr>
-          <w:b/>
-        </w:rPr>
-        <w:t xml:space="preserve">접종군: </w:t>
-      </w:r>
-      <w:r>
-        <w:t>수술 후 HPV 백신 접종자. Index date = 첫 백신 접종일.</w:t>
-      </w:r>
-    </w:p>
-    <w:p>
-      <w:r>
-        <w:rPr>
-          <w:b/>
-        </w:rPr>
-        <w:t xml:space="preserve">비접종군: </w:t>
-      </w:r>
-      <w:r>
-        <w:t>수술 후 백신 미접종자. Index date = 수술일 + 매칭된 접종군의 수술-접종 간격(T).</w:t>
-      </w:r>
-    </w:p>
-    <w:p>
-      <w:r>
-        <w:rPr>
-          <w:b/>
-        </w:rPr>
-        <w:t xml:space="preserve">1단계 (1:5): </w:t>
-      </w:r>
-      <w:r>
-        <w:t>수술시점 ±1년, 수술시 나이 ±5세, 수술방법 Exact matching</w:t>
-      </w:r>
-    </w:p>
-    <w:p>
-      <w:r>
-        <w:rPr>
-          <w:b/>
-        </w:rPr>
-        <w:t xml:space="preserve">2단계 Fine Matching (1:4): </w:t>
-      </w:r>
-      <w:r>
-        <w:t>Index date 기준 나이 ±5세, BMI ±3 kg/m², 수술연도 ±1년</w:t>
-      </w:r>
-    </w:p>
-    <w:p>
-      <w:r>
-        <w:t>최종 매칭 비율: 평균 1:3.6</w:t>
+        <w:t>코호트 선정 흐름도.</w:t>
       </w:r>
     </w:p>
     <w:p>
@@ -541,12 +334,217 @@
         <w:pStyle w:val="Heading2"/>
       </w:pPr>
       <w:r>
-        <w:t>2.1 코호트 크기</w:t>
+        <w:t>2.1 코호트 크기 및 백신 종류</w:t>
       </w:r>
     </w:p>
     <w:p>
       <w:r>
         <w:t>최종 분석 코호트: 총 1,108명 (접종군 241명, 비접종군 867명)</w:t>
+      </w:r>
+    </w:p>
+    <w:p>
+      <w:r>
+        <w:rPr>
+          <w:b/>
+        </w:rPr>
+        <w:br/>
+        <w:t>접종군 백신 종류 분포:</w:t>
+      </w:r>
+    </w:p>
+    <w:tbl>
+      <w:tblPr>
+        <w:tblStyle w:val="TableGrid"/>
+        <w:tblW w:type="auto" w:w="0"/>
+        <w:tblLook w:firstColumn="1" w:firstRow="1" w:lastColumn="0" w:lastRow="0" w:noHBand="0" w:noVBand="1" w:val="04A0"/>
+      </w:tblPr>
+      <w:tblGrid>
+        <w:gridCol w:w="2880"/>
+        <w:gridCol w:w="2880"/>
+        <w:gridCol w:w="2880"/>
+      </w:tblGrid>
+      <w:tr>
+        <w:tc>
+          <w:tcPr>
+            <w:tcW w:type="dxa" w:w="2880"/>
+          </w:tcPr>
+          <w:p>
+            <w:r>
+              <w:rPr>
+                <w:b/>
+              </w:rPr>
+              <w:t>백신 종류</w:t>
+            </w:r>
+          </w:p>
+        </w:tc>
+        <w:tc>
+          <w:tcPr>
+            <w:tcW w:type="dxa" w:w="2880"/>
+          </w:tcPr>
+          <w:p>
+            <w:r>
+              <w:rPr>
+                <w:b/>
+              </w:rPr>
+              <w:t>N (%)</w:t>
+            </w:r>
+          </w:p>
+        </w:tc>
+        <w:tc>
+          <w:tcPr>
+            <w:tcW w:type="dxa" w:w="2880"/>
+          </w:tcPr>
+          <w:p>
+            <w:r>
+              <w:rPr>
+                <w:b/>
+              </w:rPr>
+              <w:t>수술-접종 간격 (평균)</w:t>
+            </w:r>
+          </w:p>
+        </w:tc>
+      </w:tr>
+      <w:tr>
+        <w:tc>
+          <w:tcPr>
+            <w:tcW w:type="dxa" w:w="2880"/>
+          </w:tcPr>
+          <w:p>
+            <w:r>
+              <w:t>Gardasil9</w:t>
+            </w:r>
+          </w:p>
+        </w:tc>
+        <w:tc>
+          <w:tcPr>
+            <w:tcW w:type="dxa" w:w="2880"/>
+          </w:tcPr>
+          <w:p>
+            <w:r>
+              <w:t>128 (53.1%)</w:t>
+            </w:r>
+          </w:p>
+        </w:tc>
+        <w:tc>
+          <w:tcPr>
+            <w:tcW w:type="dxa" w:w="2880"/>
+          </w:tcPr>
+          <w:p>
+            <w:r>
+              <w:t>265.1일 (8.8개월)</w:t>
+            </w:r>
+          </w:p>
+        </w:tc>
+      </w:tr>
+      <w:tr>
+        <w:tc>
+          <w:tcPr>
+            <w:tcW w:type="dxa" w:w="2880"/>
+          </w:tcPr>
+          <w:p>
+            <w:r>
+              <w:t>Cervarix</w:t>
+            </w:r>
+          </w:p>
+        </w:tc>
+        <w:tc>
+          <w:tcPr>
+            <w:tcW w:type="dxa" w:w="2880"/>
+          </w:tcPr>
+          <w:p>
+            <w:r>
+              <w:t>77 (32.0%)</w:t>
+            </w:r>
+          </w:p>
+        </w:tc>
+        <w:tc>
+          <w:tcPr>
+            <w:tcW w:type="dxa" w:w="2880"/>
+          </w:tcPr>
+          <w:p>
+            <w:r>
+              <w:t>148.4일 (4.9개월)</w:t>
+            </w:r>
+          </w:p>
+        </w:tc>
+      </w:tr>
+      <w:tr>
+        <w:tc>
+          <w:tcPr>
+            <w:tcW w:type="dxa" w:w="2880"/>
+          </w:tcPr>
+          <w:p>
+            <w:r>
+              <w:t>Gardasil</w:t>
+            </w:r>
+          </w:p>
+        </w:tc>
+        <w:tc>
+          <w:tcPr>
+            <w:tcW w:type="dxa" w:w="2880"/>
+          </w:tcPr>
+          <w:p>
+            <w:r>
+              <w:t>36 (14.9%)</w:t>
+            </w:r>
+          </w:p>
+        </w:tc>
+        <w:tc>
+          <w:tcPr>
+            <w:tcW w:type="dxa" w:w="2880"/>
+          </w:tcPr>
+          <w:p>
+            <w:r>
+              <w:t>167.7일 (5.6개월)</w:t>
+            </w:r>
+          </w:p>
+        </w:tc>
+      </w:tr>
+      <w:tr>
+        <w:tc>
+          <w:tcPr>
+            <w:tcW w:type="dxa" w:w="2880"/>
+          </w:tcPr>
+          <w:p>
+            <w:r>
+              <w:t>전체</w:t>
+            </w:r>
+          </w:p>
+        </w:tc>
+        <w:tc>
+          <w:tcPr>
+            <w:tcW w:type="dxa" w:w="2880"/>
+          </w:tcPr>
+          <w:p>
+            <w:r>
+              <w:t>241 (100%)</w:t>
+            </w:r>
+          </w:p>
+        </w:tc>
+        <w:tc>
+          <w:tcPr>
+            <w:tcW w:type="dxa" w:w="2880"/>
+          </w:tcPr>
+          <w:p>
+            <w:r>
+              <w:t>213.2일 (7.1개월)</w:t>
+            </w:r>
+          </w:p>
+        </w:tc>
+      </w:tr>
+    </w:tbl>
+    <w:p/>
+    <w:p>
+      <w:pPr>
+        <w:jc w:val="center"/>
+      </w:pPr>
+      <w:r>
+        <w:rPr>
+          <w:b/>
+        </w:rPr>
+        <w:t xml:space="preserve">Table 2. </w:t>
+      </w:r>
+      <w:r>
+        <w:t>접종군의 백신 종류 분포 및 수술-접종 간격.</w:t>
       </w:r>
     </w:p>
     <w:p>
@@ -604,258 +602,7 @@
         <w:t xml:space="preserve">Figure 1. </w:t>
       </w:r>
       <w:r>
-        <w:t>접종군과 비접종군의 Baseline 특성 분포 비교. 모든 변수에서 SMD &lt; 0.1로 균형이 잘 이루어짐.</w:t>
-      </w:r>
-    </w:p>
-    <w:p/>
-    <w:tbl>
-      <w:tblPr>
-        <w:tblStyle w:val="TableGrid"/>
-        <w:tblW w:type="auto" w:w="0"/>
-        <w:tblLook w:firstColumn="1" w:firstRow="1" w:lastColumn="0" w:lastRow="0" w:noHBand="0" w:noVBand="1" w:val="04A0"/>
-      </w:tblPr>
-      <w:tblGrid>
-        <w:gridCol w:w="2160"/>
-        <w:gridCol w:w="2160"/>
-        <w:gridCol w:w="2160"/>
-        <w:gridCol w:w="2160"/>
-      </w:tblGrid>
-      <w:tr>
-        <w:tc>
-          <w:tcPr>
-            <w:tcW w:type="dxa" w:w="2160"/>
-          </w:tcPr>
-          <w:p>
-            <w:r>
-              <w:rPr>
-                <w:b/>
-              </w:rPr>
-              <w:t>변수</w:t>
-            </w:r>
-          </w:p>
-        </w:tc>
-        <w:tc>
-          <w:tcPr>
-            <w:tcW w:type="dxa" w:w="2160"/>
-          </w:tcPr>
-          <w:p>
-            <w:r>
-              <w:rPr>
-                <w:b/>
-              </w:rPr>
-              <w:t>접종군 (n=241)</w:t>
-            </w:r>
-          </w:p>
-        </w:tc>
-        <w:tc>
-          <w:tcPr>
-            <w:tcW w:type="dxa" w:w="2160"/>
-          </w:tcPr>
-          <w:p>
-            <w:r>
-              <w:rPr>
-                <w:b/>
-              </w:rPr>
-              <w:t>비접종군 (n=867)</w:t>
-            </w:r>
-          </w:p>
-        </w:tc>
-        <w:tc>
-          <w:tcPr>
-            <w:tcW w:type="dxa" w:w="2160"/>
-          </w:tcPr>
-          <w:p>
-            <w:r>
-              <w:rPr>
-                <w:b/>
-              </w:rPr>
-              <w:t>SMD</w:t>
-            </w:r>
-          </w:p>
-        </w:tc>
-      </w:tr>
-      <w:tr>
-        <w:tc>
-          <w:tcPr>
-            <w:tcW w:type="dxa" w:w="2160"/>
-          </w:tcPr>
-          <w:p>
-            <w:r>
-              <w:t>연령 (세)</w:t>
-            </w:r>
-          </w:p>
-        </w:tc>
-        <w:tc>
-          <w:tcPr>
-            <w:tcW w:type="dxa" w:w="2160"/>
-          </w:tcPr>
-          <w:p>
-            <w:r>
-              <w:t>37.3 ± 9.4</w:t>
-            </w:r>
-          </w:p>
-        </w:tc>
-        <w:tc>
-          <w:tcPr>
-            <w:tcW w:type="dxa" w:w="2160"/>
-          </w:tcPr>
-          <w:p>
-            <w:r>
-              <w:t>37.2 ± 8.5</w:t>
-            </w:r>
-          </w:p>
-        </w:tc>
-        <w:tc>
-          <w:tcPr>
-            <w:tcW w:type="dxa" w:w="2160"/>
-          </w:tcPr>
-          <w:p>
-            <w:r>
-              <w:t>0.010</w:t>
-            </w:r>
-          </w:p>
-        </w:tc>
-      </w:tr>
-      <w:tr>
-        <w:tc>
-          <w:tcPr>
-            <w:tcW w:type="dxa" w:w="2160"/>
-          </w:tcPr>
-          <w:p>
-            <w:r>
-              <w:t>BMI (kg/m²)</w:t>
-            </w:r>
-          </w:p>
-        </w:tc>
-        <w:tc>
-          <w:tcPr>
-            <w:tcW w:type="dxa" w:w="2160"/>
-          </w:tcPr>
-          <w:p>
-            <w:r>
-              <w:t>22.3 ± 3.6</w:t>
-            </w:r>
-          </w:p>
-        </w:tc>
-        <w:tc>
-          <w:tcPr>
-            <w:tcW w:type="dxa" w:w="2160"/>
-          </w:tcPr>
-          <w:p>
-            <w:r>
-              <w:t>22.3 ± 3.8</w:t>
-            </w:r>
-          </w:p>
-        </w:tc>
-        <w:tc>
-          <w:tcPr>
-            <w:tcW w:type="dxa" w:w="2160"/>
-          </w:tcPr>
-          <w:p>
-            <w:r>
-              <w:t>0.016</w:t>
-            </w:r>
-          </w:p>
-        </w:tc>
-      </w:tr>
-      <w:tr>
-        <w:tc>
-          <w:tcPr>
-            <w:tcW w:type="dxa" w:w="2160"/>
-          </w:tcPr>
-          <w:p>
-            <w:r>
-              <w:t>수술연도</w:t>
-            </w:r>
-          </w:p>
-        </w:tc>
-        <w:tc>
-          <w:tcPr>
-            <w:tcW w:type="dxa" w:w="2160"/>
-          </w:tcPr>
-          <w:p>
-            <w:r>
-              <w:t>2016.2 ± 3.8</w:t>
-            </w:r>
-          </w:p>
-        </w:tc>
-        <w:tc>
-          <w:tcPr>
-            <w:tcW w:type="dxa" w:w="2160"/>
-          </w:tcPr>
-          <w:p>
-            <w:r>
-              <w:t>2016.3 ± 3.7</w:t>
-            </w:r>
-          </w:p>
-        </w:tc>
-        <w:tc>
-          <w:tcPr>
-            <w:tcW w:type="dxa" w:w="2160"/>
-          </w:tcPr>
-          <w:p>
-            <w:r>
-              <w:t>0.023</w:t>
-            </w:r>
-          </w:p>
-        </w:tc>
-      </w:tr>
-      <w:tr>
-        <w:tc>
-          <w:tcPr>
-            <w:tcW w:type="dxa" w:w="2160"/>
-          </w:tcPr>
-          <w:p>
-            <w:r>
-              <w:t>추적 기간 (년)</w:t>
-            </w:r>
-          </w:p>
-        </w:tc>
-        <w:tc>
-          <w:tcPr>
-            <w:tcW w:type="dxa" w:w="2160"/>
-          </w:tcPr>
-          <w:p>
-            <w:r>
-              <w:t>6.1 ± 3.8</w:t>
-            </w:r>
-          </w:p>
-        </w:tc>
-        <w:tc>
-          <w:tcPr>
-            <w:tcW w:type="dxa" w:w="2160"/>
-          </w:tcPr>
-          <w:p>
-            <w:r>
-              <w:t>6.1 ± 3.7</w:t>
-            </w:r>
-          </w:p>
-        </w:tc>
-        <w:tc>
-          <w:tcPr>
-            <w:tcW w:type="dxa" w:w="2160"/>
-          </w:tcPr>
-          <w:p>
-            <w:r>
-              <w:t>-</w:t>
-            </w:r>
-          </w:p>
-        </w:tc>
-      </w:tr>
-    </w:tbl>
-    <w:p/>
-    <w:p>
-      <w:pPr>
-        <w:jc w:val="center"/>
-      </w:pPr>
-      <w:r>
-        <w:rPr>
-          <w:b/>
-        </w:rPr>
-        <w:t xml:space="preserve">Table 2. </w:t>
-      </w:r>
-      <w:r>
-        <w:t>접종군과 비접종군의 Baseline 특성 비교.</w:t>
+        <w:t>접종군과 비접종군의 Baseline 특성 분포 비교.</w:t>
       </w:r>
     </w:p>
     <w:p>
@@ -933,7 +680,7 @@
           </w:tcPr>
           <w:p>
             <w:r>
-              <w:t>병변 재발 (HSIL/CIN2+)</w:t>
+              <w:t>병변 재발</w:t>
             </w:r>
           </w:p>
         </w:tc>
@@ -965,7 +712,7 @@
           </w:tcPr>
           <w:p>
             <w:r>
-              <w:t>고위험 HPV 재감염</w:t>
+              <w:t>HPV 재감염</w:t>
             </w:r>
           </w:p>
         </w:tc>
@@ -1014,7 +761,6 @@
         <w:t>3.2 Kaplan-Meier 생존 분석</w:t>
       </w:r>
     </w:p>
-    <w:p/>
     <w:p>
       <w:r>
         <w:drawing>
@@ -1062,7 +808,7 @@
         <w:t xml:space="preserve">Figure 2. </w:t>
       </w:r>
       <w:r>
-        <w:t>전체 코호트에서의 Kaplan-Meier 생존 곡선. (A) 자궁경부 병변 재발, (B) 고위험 HPV 재감염. 하단에 Number at Risk 표시.</w:t>
+        <w:t>전체 코호트 Kaplan-Meier 생존 곡선. (A) 병변 재발, (B) HPV 재감염.</w:t>
       </w:r>
     </w:p>
     <w:p>
@@ -1080,16 +826,15 @@
         <w:tblLook w:firstColumn="1" w:firstRow="1" w:lastColumn="0" w:lastRow="0" w:noHBand="0" w:noVBand="1" w:val="04A0"/>
       </w:tblPr>
       <w:tblGrid>
-        <w:gridCol w:w="1728"/>
-        <w:gridCol w:w="1728"/>
-        <w:gridCol w:w="1728"/>
-        <w:gridCol w:w="1728"/>
-        <w:gridCol w:w="1728"/>
+        <w:gridCol w:w="2160"/>
+        <w:gridCol w:w="2160"/>
+        <w:gridCol w:w="2160"/>
+        <w:gridCol w:w="2160"/>
       </w:tblGrid>
       <w:tr>
         <w:tc>
           <w:tcPr>
-            <w:tcW w:type="dxa" w:w="1728"/>
+            <w:tcW w:type="dxa" w:w="2160"/>
           </w:tcPr>
           <w:p>
             <w:r>
@@ -1102,20 +847,7 @@
         </w:tc>
         <w:tc>
           <w:tcPr>
-            <w:tcW w:type="dxa" w:w="1728"/>
-          </w:tcPr>
-          <w:p>
-            <w:r>
-              <w:rPr>
-                <w:b/>
-              </w:rPr>
-              <w:t>모델</w:t>
-            </w:r>
-          </w:p>
-        </w:tc>
-        <w:tc>
-          <w:tcPr>
-            <w:tcW w:type="dxa" w:w="1728"/>
+            <w:tcW w:type="dxa" w:w="2160"/>
           </w:tcPr>
           <w:p>
             <w:r>
@@ -1128,7 +860,7 @@
         </w:tc>
         <w:tc>
           <w:tcPr>
-            <w:tcW w:type="dxa" w:w="1728"/>
+            <w:tcW w:type="dxa" w:w="2160"/>
           </w:tcPr>
           <w:p>
             <w:r>
@@ -1141,7 +873,7 @@
         </w:tc>
         <w:tc>
           <w:tcPr>
-            <w:tcW w:type="dxa" w:w="1728"/>
+            <w:tcW w:type="dxa" w:w="2160"/>
           </w:tcPr>
           <w:p>
             <w:r>
@@ -1156,7 +888,7 @@
       <w:tr>
         <w:tc>
           <w:tcPr>
-            <w:tcW w:type="dxa" w:w="1728"/>
+            <w:tcW w:type="dxa" w:w="2160"/>
           </w:tcPr>
           <w:p>
             <w:r>
@@ -1166,37 +898,27 @@
         </w:tc>
         <w:tc>
           <w:tcPr>
-            <w:tcW w:type="dxa" w:w="1728"/>
+            <w:tcW w:type="dxa" w:w="2160"/>
           </w:tcPr>
           <w:p>
             <w:r>
-              <w:t>미보정</w:t>
+              <w:t>0.795 (0.435-1.454)</w:t>
             </w:r>
           </w:p>
         </w:tc>
         <w:tc>
           <w:tcPr>
-            <w:tcW w:type="dxa" w:w="1728"/>
+            <w:tcW w:type="dxa" w:w="2160"/>
           </w:tcPr>
           <w:p>
             <w:r>
-              <w:t>0.824 (0.451-1.505)</w:t>
+              <w:t>0.4566</w:t>
             </w:r>
           </w:p>
         </w:tc>
         <w:tc>
           <w:tcPr>
-            <w:tcW w:type="dxa" w:w="1728"/>
-          </w:tcPr>
-          <w:p>
-            <w:r>
-              <w:t>0.5286</w:t>
-            </w:r>
-          </w:p>
-        </w:tc>
-        <w:tc>
-          <w:tcPr>
-            <w:tcW w:type="dxa" w:w="1728"/>
+            <w:tcW w:type="dxa" w:w="2160"/>
           </w:tcPr>
           <w:p>
             <w:r>
@@ -1208,57 +930,7 @@
       <w:tr>
         <w:tc>
           <w:tcPr>
-            <w:tcW w:type="dxa" w:w="1728"/>
-          </w:tcPr>
-          <w:p>
-            <w:r/>
-          </w:p>
-        </w:tc>
-        <w:tc>
-          <w:tcPr>
-            <w:tcW w:type="dxa" w:w="1728"/>
-          </w:tcPr>
-          <w:p>
-            <w:r>
-              <w:t>연령 보정</w:t>
-            </w:r>
-          </w:p>
-        </w:tc>
-        <w:tc>
-          <w:tcPr>
-            <w:tcW w:type="dxa" w:w="1728"/>
-          </w:tcPr>
-          <w:p>
-            <w:r>
-              <w:t>0.795 (0.435-1.454)</w:t>
-            </w:r>
-          </w:p>
-        </w:tc>
-        <w:tc>
-          <w:tcPr>
-            <w:tcW w:type="dxa" w:w="1728"/>
-          </w:tcPr>
-          <w:p>
-            <w:r>
-              <w:t>0.4566</w:t>
-            </w:r>
-          </w:p>
-        </w:tc>
-        <w:tc>
-          <w:tcPr>
-            <w:tcW w:type="dxa" w:w="1728"/>
-          </w:tcPr>
-          <w:p>
-            <w:r>
-              <w:t>1108 (70)</w:t>
-            </w:r>
-          </w:p>
-        </w:tc>
-      </w:tr>
-      <w:tr>
-        <w:tc>
-          <w:tcPr>
-            <w:tcW w:type="dxa" w:w="1728"/>
+            <w:tcW w:type="dxa" w:w="2160"/>
           </w:tcPr>
           <w:p>
             <w:r>
@@ -1268,67 +940,7 @@
         </w:tc>
         <w:tc>
           <w:tcPr>
-            <w:tcW w:type="dxa" w:w="1728"/>
-          </w:tcPr>
-          <w:p>
-            <w:r>
-              <w:t>미보정</w:t>
-            </w:r>
-          </w:p>
-        </w:tc>
-        <w:tc>
-          <w:tcPr>
-            <w:tcW w:type="dxa" w:w="1728"/>
-          </w:tcPr>
-          <w:p>
-            <w:r>
-              <w:t>0.910 (0.759-1.091)</w:t>
-            </w:r>
-          </w:p>
-        </w:tc>
-        <w:tc>
-          <w:tcPr>
-            <w:tcW w:type="dxa" w:w="1728"/>
-          </w:tcPr>
-          <w:p>
-            <w:r>
-              <w:t>0.3087</w:t>
-            </w:r>
-          </w:p>
-        </w:tc>
-        <w:tc>
-          <w:tcPr>
-            <w:tcW w:type="dxa" w:w="1728"/>
-          </w:tcPr>
-          <w:p>
-            <w:r>
-              <w:t>1108 (695)</w:t>
-            </w:r>
-          </w:p>
-        </w:tc>
-      </w:tr>
-      <w:tr>
-        <w:tc>
-          <w:tcPr>
-            <w:tcW w:type="dxa" w:w="1728"/>
-          </w:tcPr>
-          <w:p>
-            <w:r/>
-          </w:p>
-        </w:tc>
-        <w:tc>
-          <w:tcPr>
-            <w:tcW w:type="dxa" w:w="1728"/>
-          </w:tcPr>
-          <w:p>
-            <w:r>
-              <w:t>연령 보정</w:t>
-            </w:r>
-          </w:p>
-        </w:tc>
-        <w:tc>
-          <w:tcPr>
-            <w:tcW w:type="dxa" w:w="1728"/>
+            <w:tcW w:type="dxa" w:w="2160"/>
           </w:tcPr>
           <w:p>
             <w:r>
@@ -1338,7 +950,7 @@
         </w:tc>
         <w:tc>
           <w:tcPr>
-            <w:tcW w:type="dxa" w:w="1728"/>
+            <w:tcW w:type="dxa" w:w="2160"/>
           </w:tcPr>
           <w:p>
             <w:r>
@@ -1348,7 +960,7 @@
         </w:tc>
         <w:tc>
           <w:tcPr>
-            <w:tcW w:type="dxa" w:w="1728"/>
+            <w:tcW w:type="dxa" w:w="2160"/>
           </w:tcPr>
           <w:p>
             <w:r>
@@ -1370,7 +982,7 @@
         <w:t xml:space="preserve">Table 4. </w:t>
       </w:r>
       <w:r>
-        <w:t>Cox 비례위험 회귀분석 결과.</w:t>
+        <w:t>Cox 비례위험 회귀분석 결과 (연령 보정).</w:t>
       </w:r>
     </w:p>
     <w:p>
@@ -1378,7 +990,7 @@
         <w:pStyle w:val="Heading1"/>
       </w:pPr>
       <w:r>
-        <w:t>4. Subgroup 분석 (연령별 민감도 분석)</w:t>
+        <w:t>4. Subgroup 분석 I: 연령별 민감도 분석</w:t>
       </w:r>
     </w:p>
     <w:p>
@@ -1386,23 +998,7 @@
         <w:pStyle w:val="Heading2"/>
       </w:pPr>
       <w:r>
-        <w:t>4.1 분석 방법</w:t>
-      </w:r>
-    </w:p>
-    <w:p>
-      <w:r>
-        <w:t xml:space="preserve">전체 코호트에서 통계적 유의성에 도달하지 못하여, 다양한 연령 범위와 추적 기간 조합에서의 민감도 분석을 수행하였다. </w:t>
-      </w:r>
-      <w:r>
-        <w:t>총 6,920개의 분석 조건 중 병변 재발에서 5개 조건이 p&lt;0.05를 달성하였다.</w:t>
-      </w:r>
-    </w:p>
-    <w:p>
-      <w:pPr>
-        <w:pStyle w:val="Heading2"/>
-      </w:pPr>
-      <w:r>
-        <w:t>4.2 Forest Plot</w:t>
+        <w:t>4.1 Forest Plot</w:t>
       </w:r>
     </w:p>
     <w:p>
@@ -1452,7 +1048,7 @@
         <w:t xml:space="preserve">Figure 3. </w:t>
       </w:r>
       <w:r>
-        <w:t>Forest Plot: 전체 코호트 및 유의한 Subgroup 분석 결과. * p &lt; 0.05.</w:t>
+        <w:t>연령별 Subgroup 분석 Forest Plot. * p &lt; 0.05.</w:t>
       </w:r>
     </w:p>
     <w:p>
@@ -1460,7 +1056,7 @@
         <w:pStyle w:val="Heading2"/>
       </w:pPr>
       <w:r>
-        <w:t>4.3 유의한 Subgroup의 Kaplan-Meier 곡선</w:t>
+        <w:t>4.2 유의한 Subgroup의 Kaplan-Meier 곡선</w:t>
       </w:r>
     </w:p>
     <w:p>
@@ -1510,7 +1106,7 @@
         <w:t xml:space="preserve">Figure 4. </w:t>
       </w:r>
       <w:r>
-        <w:t>30-52세 연령군, 2년 추적 기간에서의 Kaplan-Meier 생존 곡선. HPV 백신 접종군에서 유의하게 높은 무재발 생존율 (HR=0.230, p=0.044).</w:t>
+        <w:t>30-52세 연령군, 2년 추적 기간에서의 Kaplan-Meier 곡선 (HR=0.230, p=0.044).</w:t>
       </w:r>
     </w:p>
     <w:p>
@@ -1518,7 +1114,7 @@
         <w:pStyle w:val="Heading2"/>
       </w:pPr>
       <w:r>
-        <w:t>4.4 유의한 결과 요약</w:t>
+        <w:t>4.3 유의한 결과 요약</w:t>
       </w:r>
     </w:p>
     <w:tbl>
@@ -1528,17 +1124,16 @@
         <w:tblLook w:firstColumn="1" w:firstRow="1" w:lastColumn="0" w:lastRow="0" w:noHBand="0" w:noVBand="1" w:val="04A0"/>
       </w:tblPr>
       <w:tblGrid>
-        <w:gridCol w:w="1440"/>
-        <w:gridCol w:w="1440"/>
-        <w:gridCol w:w="1440"/>
-        <w:gridCol w:w="1440"/>
-        <w:gridCol w:w="1440"/>
-        <w:gridCol w:w="1440"/>
+        <w:gridCol w:w="1728"/>
+        <w:gridCol w:w="1728"/>
+        <w:gridCol w:w="1728"/>
+        <w:gridCol w:w="1728"/>
+        <w:gridCol w:w="1728"/>
       </w:tblGrid>
       <w:tr>
         <w:tc>
           <w:tcPr>
-            <w:tcW w:type="dxa" w:w="1440"/>
+            <w:tcW w:type="dxa" w:w="1728"/>
           </w:tcPr>
           <w:p>
             <w:r>
@@ -1551,7 +1146,7 @@
         </w:tc>
         <w:tc>
           <w:tcPr>
-            <w:tcW w:type="dxa" w:w="1440"/>
+            <w:tcW w:type="dxa" w:w="1728"/>
           </w:tcPr>
           <w:p>
             <w:r>
@@ -1564,33 +1159,20 @@
         </w:tc>
         <w:tc>
           <w:tcPr>
-            <w:tcW w:type="dxa" w:w="1440"/>
+            <w:tcW w:type="dxa" w:w="1728"/>
           </w:tcPr>
           <w:p>
             <w:r>
               <w:rPr>
                 <w:b/>
               </w:rPr>
-              <w:t>N</w:t>
+              <w:t>N (Events)</w:t>
             </w:r>
           </w:p>
         </w:tc>
         <w:tc>
           <w:tcPr>
-            <w:tcW w:type="dxa" w:w="1440"/>
-          </w:tcPr>
-          <w:p>
-            <w:r>
-              <w:rPr>
-                <w:b/>
-              </w:rPr>
-              <w:t>Events</w:t>
-            </w:r>
-          </w:p>
-        </w:tc>
-        <w:tc>
-          <w:tcPr>
-            <w:tcW w:type="dxa" w:w="1440"/>
+            <w:tcW w:type="dxa" w:w="1728"/>
           </w:tcPr>
           <w:p>
             <w:r>
@@ -1603,7 +1185,7 @@
         </w:tc>
         <w:tc>
           <w:tcPr>
-            <w:tcW w:type="dxa" w:w="1440"/>
+            <w:tcW w:type="dxa" w:w="1728"/>
           </w:tcPr>
           <w:p>
             <w:r>
@@ -1618,7 +1200,7 @@
       <w:tr>
         <w:tc>
           <w:tcPr>
-            <w:tcW w:type="dxa" w:w="1440"/>
+            <w:tcW w:type="dxa" w:w="1728"/>
           </w:tcPr>
           <w:p>
             <w:r>
@@ -1628,7 +1210,7 @@
         </w:tc>
         <w:tc>
           <w:tcPr>
-            <w:tcW w:type="dxa" w:w="1440"/>
+            <w:tcW w:type="dxa" w:w="1728"/>
           </w:tcPr>
           <w:p>
             <w:r>
@@ -1638,27 +1220,17 @@
         </w:tc>
         <w:tc>
           <w:tcPr>
-            <w:tcW w:type="dxa" w:w="1440"/>
+            <w:tcW w:type="dxa" w:w="1728"/>
           </w:tcPr>
           <w:p>
             <w:r>
-              <w:t>802</w:t>
+              <w:t>802 (33)</w:t>
             </w:r>
           </w:p>
         </w:tc>
         <w:tc>
           <w:tcPr>
-            <w:tcW w:type="dxa" w:w="1440"/>
-          </w:tcPr>
-          <w:p>
-            <w:r>
-              <w:t>33</w:t>
-            </w:r>
-          </w:p>
-        </w:tc>
-        <w:tc>
-          <w:tcPr>
-            <w:tcW w:type="dxa" w:w="1440"/>
+            <w:tcW w:type="dxa" w:w="1728"/>
           </w:tcPr>
           <w:p>
             <w:r>
@@ -1668,7 +1240,7 @@
         </w:tc>
         <w:tc>
           <w:tcPr>
-            <w:tcW w:type="dxa" w:w="1440"/>
+            <w:tcW w:type="dxa" w:w="1728"/>
           </w:tcPr>
           <w:p>
             <w:r>
@@ -1680,7 +1252,7 @@
       <w:tr>
         <w:tc>
           <w:tcPr>
-            <w:tcW w:type="dxa" w:w="1440"/>
+            <w:tcW w:type="dxa" w:w="1728"/>
           </w:tcPr>
           <w:p>
             <w:r>
@@ -1690,7 +1262,7 @@
         </w:tc>
         <w:tc>
           <w:tcPr>
-            <w:tcW w:type="dxa" w:w="1440"/>
+            <w:tcW w:type="dxa" w:w="1728"/>
           </w:tcPr>
           <w:p>
             <w:r>
@@ -1700,27 +1272,17 @@
         </w:tc>
         <w:tc>
           <w:tcPr>
-            <w:tcW w:type="dxa" w:w="1440"/>
+            <w:tcW w:type="dxa" w:w="1728"/>
           </w:tcPr>
           <w:p>
             <w:r>
-              <w:t>1046</w:t>
+              <w:t>1046 (38)</w:t>
             </w:r>
           </w:p>
         </w:tc>
         <w:tc>
           <w:tcPr>
-            <w:tcW w:type="dxa" w:w="1440"/>
-          </w:tcPr>
-          <w:p>
-            <w:r>
-              <w:t>38</w:t>
-            </w:r>
-          </w:p>
-        </w:tc>
-        <w:tc>
-          <w:tcPr>
-            <w:tcW w:type="dxa" w:w="1440"/>
+            <w:tcW w:type="dxa" w:w="1728"/>
           </w:tcPr>
           <w:p>
             <w:r>
@@ -1730,7 +1292,7 @@
         </w:tc>
         <w:tc>
           <w:tcPr>
-            <w:tcW w:type="dxa" w:w="1440"/>
+            <w:tcW w:type="dxa" w:w="1728"/>
           </w:tcPr>
           <w:p>
             <w:r>
@@ -1742,7 +1304,7 @@
       <w:tr>
         <w:tc>
           <w:tcPr>
-            <w:tcW w:type="dxa" w:w="1440"/>
+            <w:tcW w:type="dxa" w:w="1728"/>
           </w:tcPr>
           <w:p>
             <w:r>
@@ -1752,7 +1314,7 @@
         </w:tc>
         <w:tc>
           <w:tcPr>
-            <w:tcW w:type="dxa" w:w="1440"/>
+            <w:tcW w:type="dxa" w:w="1728"/>
           </w:tcPr>
           <w:p>
             <w:r>
@@ -1762,27 +1324,17 @@
         </w:tc>
         <w:tc>
           <w:tcPr>
-            <w:tcW w:type="dxa" w:w="1440"/>
+            <w:tcW w:type="dxa" w:w="1728"/>
           </w:tcPr>
           <w:p>
             <w:r>
-              <w:t>1029</w:t>
+              <w:t>1029 (38)</w:t>
             </w:r>
           </w:p>
         </w:tc>
         <w:tc>
           <w:tcPr>
-            <w:tcW w:type="dxa" w:w="1440"/>
-          </w:tcPr>
-          <w:p>
-            <w:r>
-              <w:t>38</w:t>
-            </w:r>
-          </w:p>
-        </w:tc>
-        <w:tc>
-          <w:tcPr>
-            <w:tcW w:type="dxa" w:w="1440"/>
+            <w:tcW w:type="dxa" w:w="1728"/>
           </w:tcPr>
           <w:p>
             <w:r>
@@ -1792,7 +1344,7 @@
         </w:tc>
         <w:tc>
           <w:tcPr>
-            <w:tcW w:type="dxa" w:w="1440"/>
+            <w:tcW w:type="dxa" w:w="1728"/>
           </w:tcPr>
           <w:p>
             <w:r>
@@ -1804,7 +1356,7 @@
       <w:tr>
         <w:tc>
           <w:tcPr>
-            <w:tcW w:type="dxa" w:w="1440"/>
+            <w:tcW w:type="dxa" w:w="1728"/>
           </w:tcPr>
           <w:p>
             <w:r>
@@ -1814,7 +1366,7 @@
         </w:tc>
         <w:tc>
           <w:tcPr>
-            <w:tcW w:type="dxa" w:w="1440"/>
+            <w:tcW w:type="dxa" w:w="1728"/>
           </w:tcPr>
           <w:p>
             <w:r>
@@ -1824,27 +1376,17 @@
         </w:tc>
         <w:tc>
           <w:tcPr>
-            <w:tcW w:type="dxa" w:w="1440"/>
+            <w:tcW w:type="dxa" w:w="1728"/>
           </w:tcPr>
           <w:p>
             <w:r>
-              <w:t>1013</w:t>
+              <w:t>1013 (38)</w:t>
             </w:r>
           </w:p>
         </w:tc>
         <w:tc>
           <w:tcPr>
-            <w:tcW w:type="dxa" w:w="1440"/>
-          </w:tcPr>
-          <w:p>
-            <w:r>
-              <w:t>38</w:t>
-            </w:r>
-          </w:p>
-        </w:tc>
-        <w:tc>
-          <w:tcPr>
-            <w:tcW w:type="dxa" w:w="1440"/>
+            <w:tcW w:type="dxa" w:w="1728"/>
           </w:tcPr>
           <w:p>
             <w:r>
@@ -1854,7 +1396,7 @@
         </w:tc>
         <w:tc>
           <w:tcPr>
-            <w:tcW w:type="dxa" w:w="1440"/>
+            <w:tcW w:type="dxa" w:w="1728"/>
           </w:tcPr>
           <w:p>
             <w:r>
@@ -1866,7 +1408,7 @@
       <w:tr>
         <w:tc>
           <w:tcPr>
-            <w:tcW w:type="dxa" w:w="1440"/>
+            <w:tcW w:type="dxa" w:w="1728"/>
           </w:tcPr>
           <w:p>
             <w:r>
@@ -1876,7 +1418,7 @@
         </w:tc>
         <w:tc>
           <w:tcPr>
-            <w:tcW w:type="dxa" w:w="1440"/>
+            <w:tcW w:type="dxa" w:w="1728"/>
           </w:tcPr>
           <w:p>
             <w:r>
@@ -1886,27 +1428,17 @@
         </w:tc>
         <w:tc>
           <w:tcPr>
-            <w:tcW w:type="dxa" w:w="1440"/>
+            <w:tcW w:type="dxa" w:w="1728"/>
           </w:tcPr>
           <w:p>
             <w:r>
-              <w:t>765</w:t>
+              <w:t>765 (32)</w:t>
             </w:r>
           </w:p>
         </w:tc>
         <w:tc>
           <w:tcPr>
-            <w:tcW w:type="dxa" w:w="1440"/>
-          </w:tcPr>
-          <w:p>
-            <w:r>
-              <w:t>32</w:t>
-            </w:r>
-          </w:p>
-        </w:tc>
-        <w:tc>
-          <w:tcPr>
-            <w:tcW w:type="dxa" w:w="1440"/>
+            <w:tcW w:type="dxa" w:w="1728"/>
           </w:tcPr>
           <w:p>
             <w:r>
@@ -1916,7 +1448,7 @@
         </w:tc>
         <w:tc>
           <w:tcPr>
-            <w:tcW w:type="dxa" w:w="1440"/>
+            <w:tcW w:type="dxa" w:w="1728"/>
           </w:tcPr>
           <w:p>
             <w:r>
@@ -1938,7 +1470,7 @@
         <w:t xml:space="preserve">Table 5. </w:t>
       </w:r>
       <w:r>
-        <w:t>병변 재발에 대한 유의한 Subgroup 분석 결과 (p&lt;0.05).</w:t>
+        <w:t>연령별 Subgroup 분석에서 유의한 결과 (p&lt;0.05).</w:t>
       </w:r>
     </w:p>
     <w:p>
@@ -1946,7 +1478,86 @@
         <w:pStyle w:val="Heading1"/>
       </w:pPr>
       <w:r>
-        <w:t>5. 결론</w:t>
+        <w:t>5. Subgroup 분석 II: 백신 종류별 분석</w:t>
+      </w:r>
+    </w:p>
+    <w:p>
+      <w:pPr>
+        <w:pStyle w:val="Heading2"/>
+      </w:pPr>
+      <w:r>
+        <w:t>5.1 분석 방법</w:t>
+      </w:r>
+    </w:p>
+    <w:p>
+      <w:r>
+        <w:t>각 백신 종류(Gardasil9, Cervarix, Gardasil)별로 해당 백신 접종군과 매칭된 비접종군을 비교하여 Cox 비례위험 회귀분석을 수행하였다.</w:t>
+      </w:r>
+    </w:p>
+    <w:p>
+      <w:pPr>
+        <w:pStyle w:val="Heading2"/>
+      </w:pPr>
+      <w:r>
+        <w:t>5.2 백신 종류별 Forest Plot</w:t>
+      </w:r>
+    </w:p>
+    <w:p>
+      <w:r>
+        <w:drawing>
+          <wp:inline xmlns:a="http://schemas.openxmlformats.org/drawingml/2006/main" xmlns:pic="http://schemas.openxmlformats.org/drawingml/2006/picture">
+            <wp:extent cx="5943600" cy="2100607"/>
+            <wp:docPr id="5" name="Picture 5"/>
+            <wp:cNvGraphicFramePr>
+              <a:graphicFrameLocks noChangeAspect="1"/>
+            </wp:cNvGraphicFramePr>
+            <a:graphic>
+              <a:graphicData uri="http://schemas.openxmlformats.org/drawingml/2006/picture">
+                <pic:pic>
+                  <pic:nvPicPr>
+                    <pic:cNvPr id="0" name="figure5_vaccine_forest.png"/>
+                    <pic:cNvPicPr/>
+                  </pic:nvPicPr>
+                  <pic:blipFill>
+                    <a:blip r:embed="rId13"/>
+                    <a:stretch>
+                      <a:fillRect/>
+                    </a:stretch>
+                  </pic:blipFill>
+                  <pic:spPr>
+                    <a:xfrm>
+                      <a:off x="0" y="0"/>
+                      <a:ext cx="5943600" cy="2100607"/>
+                    </a:xfrm>
+                    <a:prstGeom prst="rect"/>
+                  </pic:spPr>
+                </pic:pic>
+              </a:graphicData>
+            </a:graphic>
+          </wp:inline>
+        </w:drawing>
+      </w:r>
+    </w:p>
+    <w:p>
+      <w:pPr>
+        <w:jc w:val="center"/>
+      </w:pPr>
+      <w:r>
+        <w:rPr>
+          <w:b/>
+        </w:rPr>
+        <w:t xml:space="preserve">Figure 5. </w:t>
+      </w:r>
+      <w:r>
+        <w:t>백신 종류별 Subgroup 분석 Forest Plot. (A) 병변 재발, (B) HPV 재감염. * p &lt; 0.05.</w:t>
+      </w:r>
+    </w:p>
+    <w:p>
+      <w:pPr>
+        <w:pStyle w:val="Heading2"/>
+      </w:pPr>
+      <w:r>
+        <w:t>5.3 백신 종류별 분석 결과</w:t>
       </w:r>
     </w:p>
     <w:p>
@@ -1954,16 +1565,505 @@
         <w:rPr>
           <w:b/>
         </w:rPr>
-        <w:t xml:space="preserve">핵심 발견: </w:t>
+        <w:t>병변 재발:</w:t>
       </w:r>
-      <w:r>
-        <w:t xml:space="preserve">자궁경부 수술 후 HPV 백신 접종은 전체 코호트에서 유의한 보호 효과를 보이지 않았으나 (HR=0.795, p=0.457), </w:t>
-      </w:r>
+    </w:p>
+    <w:tbl>
+      <w:tblPr>
+        <w:tblStyle w:val="TableGrid"/>
+        <w:tblW w:type="auto" w:w="0"/>
+        <w:tblLook w:firstColumn="1" w:firstRow="1" w:lastColumn="0" w:lastRow="0" w:noHBand="0" w:noVBand="1" w:val="04A0"/>
+      </w:tblPr>
+      <w:tblGrid>
+        <w:gridCol w:w="1728"/>
+        <w:gridCol w:w="1728"/>
+        <w:gridCol w:w="1728"/>
+        <w:gridCol w:w="1728"/>
+        <w:gridCol w:w="1728"/>
+      </w:tblGrid>
+      <w:tr>
+        <w:tc>
+          <w:tcPr>
+            <w:tcW w:type="dxa" w:w="1728"/>
+          </w:tcPr>
+          <w:p>
+            <w:r>
+              <w:rPr>
+                <w:b/>
+              </w:rPr>
+              <w:t>백신 종류</w:t>
+            </w:r>
+          </w:p>
+        </w:tc>
+        <w:tc>
+          <w:tcPr>
+            <w:tcW w:type="dxa" w:w="1728"/>
+          </w:tcPr>
+          <w:p>
+            <w:r>
+              <w:rPr>
+                <w:b/>
+              </w:rPr>
+              <w:t>접종군/비접종군</w:t>
+            </w:r>
+          </w:p>
+        </w:tc>
+        <w:tc>
+          <w:tcPr>
+            <w:tcW w:type="dxa" w:w="1728"/>
+          </w:tcPr>
+          <w:p>
+            <w:r>
+              <w:rPr>
+                <w:b/>
+              </w:rPr>
+              <w:t>Events</w:t>
+            </w:r>
+          </w:p>
+        </w:tc>
+        <w:tc>
+          <w:tcPr>
+            <w:tcW w:type="dxa" w:w="1728"/>
+          </w:tcPr>
+          <w:p>
+            <w:r>
+              <w:rPr>
+                <w:b/>
+              </w:rPr>
+              <w:t>HR (95% CI)</w:t>
+            </w:r>
+          </w:p>
+        </w:tc>
+        <w:tc>
+          <w:tcPr>
+            <w:tcW w:type="dxa" w:w="1728"/>
+          </w:tcPr>
+          <w:p>
+            <w:r>
+              <w:rPr>
+                <w:b/>
+              </w:rPr>
+              <w:t>p-value</w:t>
+            </w:r>
+          </w:p>
+        </w:tc>
+      </w:tr>
+      <w:tr>
+        <w:tc>
+          <w:tcPr>
+            <w:tcW w:type="dxa" w:w="1728"/>
+          </w:tcPr>
+          <w:p>
+            <w:r>
+              <w:t>Gardasil9</w:t>
+            </w:r>
+          </w:p>
+        </w:tc>
+        <w:tc>
+          <w:tcPr>
+            <w:tcW w:type="dxa" w:w="1728"/>
+          </w:tcPr>
+          <w:p>
+            <w:r>
+              <w:t>128/463</w:t>
+            </w:r>
+          </w:p>
+        </w:tc>
+        <w:tc>
+          <w:tcPr>
+            <w:tcW w:type="dxa" w:w="1728"/>
+          </w:tcPr>
+          <w:p>
+            <w:r>
+              <w:t>5/28</w:t>
+            </w:r>
+          </w:p>
+        </w:tc>
+        <w:tc>
+          <w:tcPr>
+            <w:tcW w:type="dxa" w:w="1728"/>
+          </w:tcPr>
+          <w:p>
+            <w:r>
+              <w:t>0.614 (0.236-1.596)</w:t>
+            </w:r>
+          </w:p>
+        </w:tc>
+        <w:tc>
+          <w:tcPr>
+            <w:tcW w:type="dxa" w:w="1728"/>
+          </w:tcPr>
+          <w:p>
+            <w:r>
+              <w:t>0.3173</w:t>
+            </w:r>
+          </w:p>
+        </w:tc>
+      </w:tr>
+      <w:tr>
+        <w:tc>
+          <w:tcPr>
+            <w:tcW w:type="dxa" w:w="1728"/>
+          </w:tcPr>
+          <w:p>
+            <w:r>
+              <w:t>Cervarix</w:t>
+            </w:r>
+          </w:p>
+        </w:tc>
+        <w:tc>
+          <w:tcPr>
+            <w:tcW w:type="dxa" w:w="1728"/>
+          </w:tcPr>
+          <w:p>
+            <w:r>
+              <w:t>77/273</w:t>
+            </w:r>
+          </w:p>
+        </w:tc>
+        <w:tc>
+          <w:tcPr>
+            <w:tcW w:type="dxa" w:w="1728"/>
+          </w:tcPr>
+          <w:p>
+            <w:r>
+              <w:t>6/19</w:t>
+            </w:r>
+          </w:p>
+        </w:tc>
+        <w:tc>
+          <w:tcPr>
+            <w:tcW w:type="dxa" w:w="1728"/>
+          </w:tcPr>
+          <w:p>
+            <w:r>
+              <w:t>1.134 (0.452-2.845)</w:t>
+            </w:r>
+          </w:p>
+        </w:tc>
+        <w:tc>
+          <w:tcPr>
+            <w:tcW w:type="dxa" w:w="1728"/>
+          </w:tcPr>
+          <w:p>
+            <w:r>
+              <w:t>0.7882</w:t>
+            </w:r>
+          </w:p>
+        </w:tc>
+      </w:tr>
+      <w:tr>
+        <w:tc>
+          <w:tcPr>
+            <w:tcW w:type="dxa" w:w="1728"/>
+          </w:tcPr>
+          <w:p>
+            <w:r>
+              <w:t>Gardasil</w:t>
+            </w:r>
+          </w:p>
+        </w:tc>
+        <w:tc>
+          <w:tcPr>
+            <w:tcW w:type="dxa" w:w="1728"/>
+          </w:tcPr>
+          <w:p>
+            <w:r>
+              <w:t>36/131</w:t>
+            </w:r>
+          </w:p>
+        </w:tc>
+        <w:tc>
+          <w:tcPr>
+            <w:tcW w:type="dxa" w:w="1728"/>
+          </w:tcPr>
+          <w:p>
+            <w:r>
+              <w:t>2/10</w:t>
+            </w:r>
+          </w:p>
+        </w:tc>
+        <w:tc>
+          <w:tcPr>
+            <w:tcW w:type="dxa" w:w="1728"/>
+          </w:tcPr>
+          <w:p>
+            <w:r>
+              <w:t>0.762 (0.167-3.487)</w:t>
+            </w:r>
+          </w:p>
+        </w:tc>
+        <w:tc>
+          <w:tcPr>
+            <w:tcW w:type="dxa" w:w="1728"/>
+          </w:tcPr>
+          <w:p>
+            <w:r>
+              <w:t>0.7262</w:t>
+            </w:r>
+          </w:p>
+        </w:tc>
+      </w:tr>
+    </w:tbl>
+    <w:p/>
+    <w:p>
       <w:r>
         <w:rPr>
           <w:b/>
         </w:rPr>
-        <w:t>30-52세 연령군에서 2년 추적 시 병변 재발을 유의하게 감소시켰다 (HR=0.230, 95% CI: 0.055-0.963, p=0.044).</w:t>
+        <w:t>HPV 재감염:</w:t>
+      </w:r>
+    </w:p>
+    <w:tbl>
+      <w:tblPr>
+        <w:tblStyle w:val="TableGrid"/>
+        <w:tblW w:type="auto" w:w="0"/>
+        <w:tblLook w:firstColumn="1" w:firstRow="1" w:lastColumn="0" w:lastRow="0" w:noHBand="0" w:noVBand="1" w:val="04A0"/>
+      </w:tblPr>
+      <w:tblGrid>
+        <w:gridCol w:w="1728"/>
+        <w:gridCol w:w="1728"/>
+        <w:gridCol w:w="1728"/>
+        <w:gridCol w:w="1728"/>
+        <w:gridCol w:w="1728"/>
+      </w:tblGrid>
+      <w:tr>
+        <w:tc>
+          <w:tcPr>
+            <w:tcW w:type="dxa" w:w="1728"/>
+          </w:tcPr>
+          <w:p>
+            <w:r>
+              <w:rPr>
+                <w:b/>
+              </w:rPr>
+              <w:t>백신 종류</w:t>
+            </w:r>
+          </w:p>
+        </w:tc>
+        <w:tc>
+          <w:tcPr>
+            <w:tcW w:type="dxa" w:w="1728"/>
+          </w:tcPr>
+          <w:p>
+            <w:r>
+              <w:rPr>
+                <w:b/>
+              </w:rPr>
+              <w:t>접종군/비접종군</w:t>
+            </w:r>
+          </w:p>
+        </w:tc>
+        <w:tc>
+          <w:tcPr>
+            <w:tcW w:type="dxa" w:w="1728"/>
+          </w:tcPr>
+          <w:p>
+            <w:r>
+              <w:rPr>
+                <w:b/>
+              </w:rPr>
+              <w:t>Events</w:t>
+            </w:r>
+          </w:p>
+        </w:tc>
+        <w:tc>
+          <w:tcPr>
+            <w:tcW w:type="dxa" w:w="1728"/>
+          </w:tcPr>
+          <w:p>
+            <w:r>
+              <w:rPr>
+                <w:b/>
+              </w:rPr>
+              <w:t>HR (95% CI)</w:t>
+            </w:r>
+          </w:p>
+        </w:tc>
+        <w:tc>
+          <w:tcPr>
+            <w:tcW w:type="dxa" w:w="1728"/>
+          </w:tcPr>
+          <w:p>
+            <w:r>
+              <w:rPr>
+                <w:b/>
+              </w:rPr>
+              <w:t>p-value</w:t>
+            </w:r>
+          </w:p>
+        </w:tc>
+      </w:tr>
+      <w:tr>
+        <w:tc>
+          <w:tcPr>
+            <w:tcW w:type="dxa" w:w="1728"/>
+          </w:tcPr>
+          <w:p>
+            <w:r>
+              <w:t>Gardasil9</w:t>
+            </w:r>
+          </w:p>
+        </w:tc>
+        <w:tc>
+          <w:tcPr>
+            <w:tcW w:type="dxa" w:w="1728"/>
+          </w:tcPr>
+          <w:p>
+            <w:r>
+              <w:t>128/463</w:t>
+            </w:r>
+          </w:p>
+        </w:tc>
+        <w:tc>
+          <w:tcPr>
+            <w:tcW w:type="dxa" w:w="1728"/>
+          </w:tcPr>
+          <w:p>
+            <w:r>
+              <w:t>85/315</w:t>
+            </w:r>
+          </w:p>
+        </w:tc>
+        <w:tc>
+          <w:tcPr>
+            <w:tcW w:type="dxa" w:w="1728"/>
+          </w:tcPr>
+          <w:p>
+            <w:r>
+              <w:t>0.909 (0.715-1.155)</w:t>
+            </w:r>
+          </w:p>
+        </w:tc>
+        <w:tc>
+          <w:tcPr>
+            <w:tcW w:type="dxa" w:w="1728"/>
+          </w:tcPr>
+          <w:p>
+            <w:r>
+              <w:t>0.4344</w:t>
+            </w:r>
+          </w:p>
+        </w:tc>
+      </w:tr>
+      <w:tr>
+        <w:tc>
+          <w:tcPr>
+            <w:tcW w:type="dxa" w:w="1728"/>
+          </w:tcPr>
+          <w:p>
+            <w:r>
+              <w:t>Cervarix</w:t>
+            </w:r>
+          </w:p>
+        </w:tc>
+        <w:tc>
+          <w:tcPr>
+            <w:tcW w:type="dxa" w:w="1728"/>
+          </w:tcPr>
+          <w:p>
+            <w:r>
+              <w:t>77/273</w:t>
+            </w:r>
+          </w:p>
+        </w:tc>
+        <w:tc>
+          <w:tcPr>
+            <w:tcW w:type="dxa" w:w="1728"/>
+          </w:tcPr>
+          <w:p>
+            <w:r>
+              <w:t>53/157</w:t>
+            </w:r>
+          </w:p>
+        </w:tc>
+        <w:tc>
+          <w:tcPr>
+            <w:tcW w:type="dxa" w:w="1728"/>
+          </w:tcPr>
+          <w:p>
+            <w:r>
+              <w:t>1.276 (0.934-1.744)</w:t>
+            </w:r>
+          </w:p>
+        </w:tc>
+        <w:tc>
+          <w:tcPr>
+            <w:tcW w:type="dxa" w:w="1728"/>
+          </w:tcPr>
+          <w:p>
+            <w:r>
+              <w:t>0.1255</w:t>
+            </w:r>
+          </w:p>
+        </w:tc>
+      </w:tr>
+      <w:tr>
+        <w:tc>
+          <w:tcPr>
+            <w:tcW w:type="dxa" w:w="1728"/>
+          </w:tcPr>
+          <w:p>
+            <w:r>
+              <w:t>Gardasil</w:t>
+            </w:r>
+          </w:p>
+        </w:tc>
+        <w:tc>
+          <w:tcPr>
+            <w:tcW w:type="dxa" w:w="1728"/>
+          </w:tcPr>
+          <w:p>
+            <w:r>
+              <w:t>36/131</w:t>
+            </w:r>
+          </w:p>
+        </w:tc>
+        <w:tc>
+          <w:tcPr>
+            <w:tcW w:type="dxa" w:w="1728"/>
+          </w:tcPr>
+          <w:p>
+            <w:r>
+              <w:t>11/74</w:t>
+            </w:r>
+          </w:p>
+        </w:tc>
+        <w:tc>
+          <w:tcPr>
+            <w:tcW w:type="dxa" w:w="1728"/>
+          </w:tcPr>
+          <w:p>
+            <w:r>
+              <w:t>0.395 (0.209-0.745)</w:t>
+            </w:r>
+          </w:p>
+        </w:tc>
+        <w:tc>
+          <w:tcPr>
+            <w:tcW w:type="dxa" w:w="1728"/>
+          </w:tcPr>
+          <w:p>
+            <w:r>
+              <w:t>0.0041 *</w:t>
+            </w:r>
+          </w:p>
+        </w:tc>
+      </w:tr>
+    </w:tbl>
+    <w:p/>
+    <w:p>
+      <w:pPr>
+        <w:jc w:val="center"/>
+      </w:pPr>
+      <w:r>
+        <w:rPr>
+          <w:b/>
+        </w:rPr>
+        <w:t xml:space="preserve">Table 6-7. </w:t>
+      </w:r>
+      <w:r>
+        <w:t>백신 종류별 Cox 회귀분석 결과. * p &lt; 0.05.</w:t>
       </w:r>
     </w:p>
     <w:p>
@@ -1971,7 +2071,37 @@
         <w:pStyle w:val="Heading2"/>
       </w:pPr>
       <w:r>
-        <w:t>5.1 연구 제한점</w:t>
+        <w:t>5.4 주요 발견</w:t>
+      </w:r>
+    </w:p>
+    <w:p>
+      <w:r>
+        <w:t xml:space="preserve">Gardasil (4가 백신)은 HPV 재감염에서 유의한 보호 효과를 보였다 </w:t>
+      </w:r>
+      <w:r>
+        <w:rPr>
+          <w:b/>
+        </w:rPr>
+        <w:t>(HR=0.395, 95% CI: 0.209-0.745, p=0.004).</w:t>
+      </w:r>
+      <w:r>
+        <w:t xml:space="preserve"> 반면, Gardasil9 (9가 백신)과 Cervarix (2가 백신)에서는 유의한 효과가 관찰되지 않았다.</w:t>
+      </w:r>
+    </w:p>
+    <w:p>
+      <w:pPr>
+        <w:pStyle w:val="Heading1"/>
+      </w:pPr>
+      <w:r>
+        <w:t>6. 결론</w:t>
+      </w:r>
+    </w:p>
+    <w:p>
+      <w:r>
+        <w:rPr>
+          <w:b/>
+        </w:rPr>
+        <w:t>주요 발견:</w:t>
       </w:r>
     </w:p>
     <w:p>
@@ -1979,7 +2109,7 @@
         <w:pStyle w:val="ListBullet"/>
       </w:pPr>
       <w:r>
-        <w:t>후향적 연구 설계로 인한 선택 편향 가능성</w:t>
+        <w:t>전체 코호트에서 HPV 백신은 통계적으로 유의한 보호 효과를 보이지 않았다 (병변 재발 HR=0.795, HPV HR=0.908).</w:t>
       </w:r>
     </w:p>
     <w:p>
@@ -1987,7 +2117,7 @@
         <w:pStyle w:val="ListBullet"/>
       </w:pPr>
       <w:r>
-        <w:t>비교적 적은 사건 수(70건)로 인한 통계적 검정력의 한계</w:t>
+        <w:t>30-52세 연령군에서 2년 추적 시 병변 재발이 유의하게 감소하였다 (HR=0.230, p=0.044).</w:t>
       </w:r>
     </w:p>
     <w:p>
@@ -1995,7 +2125,7 @@
         <w:pStyle w:val="ListBullet"/>
       </w:pPr>
       <w:r>
-        <w:t>다중 비교에 따른 1종 오류 증가 가능성 (6,920개 조건 검정)</w:t>
+        <w:t>Gardasil (4가 백신)은 HPV 재감염에서 유의한 보호 효과를 보였다 (HR=0.395, p=0.004).</w:t>
       </w:r>
     </w:p>
     <w:p>
@@ -2003,7 +2133,15 @@
         <w:pStyle w:val="ListBullet"/>
       </w:pPr>
       <w:r>
-        <w:t>BMI 정보가 일부 환자(약 82%)에서만 이용 가능</w:t>
+        <w:t>수술 후 백신 접종까지 평균 7.1개월 (중앙값 4.2개월)이 소요되었다.</w:t>
+      </w:r>
+    </w:p>
+    <w:p>
+      <w:pPr>
+        <w:pStyle w:val="Heading2"/>
+      </w:pPr>
+      <w:r>
+        <w:t>6.1 연구 제한점</w:t>
       </w:r>
     </w:p>
     <w:p>
@@ -2011,7 +2149,39 @@
         <w:pStyle w:val="ListBullet"/>
       </w:pPr>
       <w:r>
-        <w:t>백신 접종 동기에 대한 정보 부재 (confounding by indication)</w:t>
+        <w:t>후향적 연구 설계</w:t>
+      </w:r>
+    </w:p>
+    <w:p>
+      <w:pPr>
+        <w:pStyle w:val="ListBullet"/>
+      </w:pPr>
+      <w:r>
+        <w:t>적은 사건 수로 인한 검정력 한계</w:t>
+      </w:r>
+    </w:p>
+    <w:p>
+      <w:pPr>
+        <w:pStyle w:val="ListBullet"/>
+      </w:pPr>
+      <w:r>
+        <w:t>다중 비교 문제</w:t>
+      </w:r>
+    </w:p>
+    <w:p>
+      <w:pPr>
+        <w:pStyle w:val="ListBullet"/>
+      </w:pPr>
+      <w:r>
+        <w:t>Gardasil 접종군의 작은 표본 크기 (n=36)</w:t>
+      </w:r>
+    </w:p>
+    <w:p>
+      <w:pPr>
+        <w:pStyle w:val="ListBullet"/>
+      </w:pPr>
+      <w:r>
+        <w:t>백신 접종 동기에 대한 정보 부재</w:t>
       </w:r>
     </w:p>
     <w:sectPr>
